--- a/SWEN_MRP_Anderseka/SWEN_MRP_Anderseka/Protocoll/Entwicklungsprotokoll_SWEN_Anderseka.docx
+++ b/SWEN_MRP_Anderseka/SWEN_MRP_Anderseka/Protocoll/Entwicklungsprotokoll_SWEN_Anderseka.docx
@@ -27,7 +27,13 @@
     <w:sdt>
       <w:sdtPr>
         <w:rPr>
-          <w:lang w:val="de-DE"/>
+          <w:rFonts w:asciiTheme="minorHAnsi" w:eastAsiaTheme="minorHAnsi" w:hAnsiTheme="minorHAnsi" w:cstheme="minorBidi"/>
+          <w:color w:val="auto"/>
+          <w:kern w:val="2"/>
+          <w:sz w:val="22"/>
+          <w:szCs w:val="22"/>
+          <w:lang w:val="de-DE" w:eastAsia="en-US"/>
+          <w14:ligatures w14:val="standardContextual"/>
         </w:rPr>
         <w:id w:val="1703441557"/>
         <w:docPartObj>
@@ -37,15 +43,8 @@
       </w:sdtPr>
       <w:sdtEndPr>
         <w:rPr>
-          <w:rFonts w:asciiTheme="minorHAnsi" w:eastAsiaTheme="minorHAnsi" w:hAnsiTheme="minorHAnsi" w:cstheme="minorBidi"/>
           <w:b/>
           <w:bCs/>
-          <w:color w:val="auto"/>
-          <w:kern w:val="2"/>
-          <w:sz w:val="22"/>
-          <w:szCs w:val="22"/>
-          <w:lang w:eastAsia="en-US"/>
-          <w14:ligatures w14:val="standardContextual"/>
         </w:rPr>
       </w:sdtEndPr>
       <w:sdtContent>
@@ -84,7 +83,7 @@
           <w:r>
             <w:fldChar w:fldCharType="separate"/>
           </w:r>
-          <w:hyperlink w:anchor="_Toc215695572" w:history="1">
+          <w:hyperlink w:anchor="_Toc220634405" w:history="1">
             <w:r>
               <w:rPr>
                 <w:rStyle w:val="Hyperlink"/>
@@ -130,7 +129,7 @@
                 <w:noProof/>
                 <w:webHidden/>
               </w:rPr>
-              <w:instrText xml:space="preserve"> PAGEREF _Toc215695572 \h </w:instrText>
+              <w:instrText xml:space="preserve"> PAGEREF _Toc220634405 \h </w:instrText>
             </w:r>
             <w:r>
               <w:rPr>
@@ -176,7 +175,7 @@
               <w:lang w:eastAsia="de-AT"/>
             </w:rPr>
           </w:pPr>
-          <w:hyperlink w:anchor="_Toc215695573" w:history="1">
+          <w:hyperlink w:anchor="_Toc220634406" w:history="1">
             <w:r>
               <w:rPr>
                 <w:rStyle w:val="Hyperlink"/>
@@ -222,7 +221,7 @@
                 <w:noProof/>
                 <w:webHidden/>
               </w:rPr>
-              <w:instrText xml:space="preserve"> PAGEREF _Toc215695573 \h </w:instrText>
+              <w:instrText xml:space="preserve"> PAGEREF _Toc220634406 \h </w:instrText>
             </w:r>
             <w:r>
               <w:rPr>
@@ -268,7 +267,7 @@
               <w:lang w:eastAsia="de-AT"/>
             </w:rPr>
           </w:pPr>
-          <w:hyperlink w:anchor="_Toc215695574" w:history="1">
+          <w:hyperlink w:anchor="_Toc220634407" w:history="1">
             <w:r>
               <w:rPr>
                 <w:rStyle w:val="Hyperlink"/>
@@ -314,7 +313,7 @@
                 <w:noProof/>
                 <w:webHidden/>
               </w:rPr>
-              <w:instrText xml:space="preserve"> PAGEREF _Toc215695574 \h </w:instrText>
+              <w:instrText xml:space="preserve"> PAGEREF _Toc220634407 \h </w:instrText>
             </w:r>
             <w:r>
               <w:rPr>
@@ -360,7 +359,7 @@
               <w:lang w:eastAsia="de-AT"/>
             </w:rPr>
           </w:pPr>
-          <w:hyperlink w:anchor="_Toc215695575" w:history="1">
+          <w:hyperlink w:anchor="_Toc220634408" w:history="1">
             <w:r>
               <w:rPr>
                 <w:rStyle w:val="Hyperlink"/>
@@ -406,7 +405,7 @@
                 <w:noProof/>
                 <w:webHidden/>
               </w:rPr>
-              <w:instrText xml:space="preserve"> PAGEREF _Toc215695575 \h </w:instrText>
+              <w:instrText xml:space="preserve"> PAGEREF _Toc220634408 \h </w:instrText>
             </w:r>
             <w:r>
               <w:rPr>
@@ -452,7 +451,7 @@
               <w:lang w:eastAsia="de-AT"/>
             </w:rPr>
           </w:pPr>
-          <w:hyperlink w:anchor="_Toc215695576" w:history="1">
+          <w:hyperlink w:anchor="_Toc220634409" w:history="1">
             <w:r>
               <w:rPr>
                 <w:rStyle w:val="Hyperlink"/>
@@ -498,7 +497,7 @@
                 <w:noProof/>
                 <w:webHidden/>
               </w:rPr>
-              <w:instrText xml:space="preserve"> PAGEREF _Toc215695576 \h </w:instrText>
+              <w:instrText xml:space="preserve"> PAGEREF _Toc220634409 \h </w:instrText>
             </w:r>
             <w:r>
               <w:rPr>
@@ -518,7 +517,7 @@
                 <w:noProof/>
                 <w:webHidden/>
               </w:rPr>
-              <w:t>2</w:t>
+              <w:t>3</w:t>
             </w:r>
             <w:r>
               <w:rPr>
@@ -544,7 +543,7 @@
               <w:lang w:eastAsia="de-AT"/>
             </w:rPr>
           </w:pPr>
-          <w:hyperlink w:anchor="_Toc215695577" w:history="1">
+          <w:hyperlink w:anchor="_Toc220634410" w:history="1">
             <w:r>
               <w:rPr>
                 <w:rStyle w:val="Hyperlink"/>
@@ -590,7 +589,7 @@
                 <w:noProof/>
                 <w:webHidden/>
               </w:rPr>
-              <w:instrText xml:space="preserve"> PAGEREF _Toc215695577 \h </w:instrText>
+              <w:instrText xml:space="preserve"> PAGEREF _Toc220634410 \h </w:instrText>
             </w:r>
             <w:r>
               <w:rPr>
@@ -636,7 +635,7 @@
               <w:lang w:eastAsia="de-AT"/>
             </w:rPr>
           </w:pPr>
-          <w:hyperlink w:anchor="_Toc215695578" w:history="1">
+          <w:hyperlink w:anchor="_Toc220634411" w:history="1">
             <w:r>
               <w:rPr>
                 <w:rStyle w:val="Hyperlink"/>
@@ -680,7 +679,7 @@
                 <w:noProof/>
                 <w:webHidden/>
               </w:rPr>
-              <w:instrText xml:space="preserve"> PAGEREF _Toc215695578 \h </w:instrText>
+              <w:instrText xml:space="preserve"> PAGEREF _Toc220634411 \h </w:instrText>
             </w:r>
             <w:r>
               <w:rPr>
@@ -726,7 +725,7 @@
               <w:lang w:eastAsia="de-AT"/>
             </w:rPr>
           </w:pPr>
-          <w:hyperlink w:anchor="_Toc215695579" w:history="1">
+          <w:hyperlink w:anchor="_Toc220634412" w:history="1">
             <w:r>
               <w:rPr>
                 <w:rStyle w:val="Hyperlink"/>
@@ -770,7 +769,7 @@
                 <w:noProof/>
                 <w:webHidden/>
               </w:rPr>
-              <w:instrText xml:space="preserve"> PAGEREF _Toc215695579 \h </w:instrText>
+              <w:instrText xml:space="preserve"> PAGEREF _Toc220634412 \h </w:instrText>
             </w:r>
             <w:r>
               <w:rPr>
@@ -816,7 +815,7 @@
               <w:lang w:eastAsia="de-AT"/>
             </w:rPr>
           </w:pPr>
-          <w:hyperlink w:anchor="_Toc215695580" w:history="1">
+          <w:hyperlink w:anchor="_Toc220634413" w:history="1">
             <w:r>
               <w:rPr>
                 <w:rStyle w:val="Hyperlink"/>
@@ -860,7 +859,7 @@
                 <w:noProof/>
                 <w:webHidden/>
               </w:rPr>
-              <w:instrText xml:space="preserve"> PAGEREF _Toc215695580 \h </w:instrText>
+              <w:instrText xml:space="preserve"> PAGEREF _Toc220634413 \h </w:instrText>
             </w:r>
             <w:r>
               <w:rPr>
@@ -906,7 +905,7 @@
               <w:lang w:eastAsia="de-AT"/>
             </w:rPr>
           </w:pPr>
-          <w:hyperlink w:anchor="_Toc215695581" w:history="1">
+          <w:hyperlink w:anchor="_Toc220634414" w:history="1">
             <w:r>
               <w:rPr>
                 <w:rStyle w:val="Hyperlink"/>
@@ -950,7 +949,7 @@
                 <w:noProof/>
                 <w:webHidden/>
               </w:rPr>
-              <w:instrText xml:space="preserve"> PAGEREF _Toc215695581 \h </w:instrText>
+              <w:instrText xml:space="preserve"> PAGEREF _Toc220634414 \h </w:instrText>
             </w:r>
             <w:r>
               <w:rPr>
@@ -996,7 +995,7 @@
               <w:lang w:eastAsia="de-AT"/>
             </w:rPr>
           </w:pPr>
-          <w:hyperlink w:anchor="_Toc215695582" w:history="1">
+          <w:hyperlink w:anchor="_Toc220634415" w:history="1">
             <w:r>
               <w:rPr>
                 <w:rStyle w:val="Hyperlink"/>
@@ -1042,7 +1041,7 @@
                 <w:noProof/>
                 <w:webHidden/>
               </w:rPr>
-              <w:instrText xml:space="preserve"> PAGEREF _Toc215695582 \h </w:instrText>
+              <w:instrText xml:space="preserve"> PAGEREF _Toc220634415 \h </w:instrText>
             </w:r>
             <w:r>
               <w:rPr>
@@ -1062,7 +1061,7 @@
                 <w:noProof/>
                 <w:webHidden/>
               </w:rPr>
-              <w:t>3</w:t>
+              <w:t>4</w:t>
             </w:r>
             <w:r>
               <w:rPr>
@@ -1088,7 +1087,7 @@
               <w:lang w:eastAsia="de-AT"/>
             </w:rPr>
           </w:pPr>
-          <w:hyperlink w:anchor="_Toc215695583" w:history="1">
+          <w:hyperlink w:anchor="_Toc220634416" w:history="1">
             <w:r>
               <w:rPr>
                 <w:rStyle w:val="Hyperlink"/>
@@ -1134,7 +1133,7 @@
                 <w:noProof/>
                 <w:webHidden/>
               </w:rPr>
-              <w:instrText xml:space="preserve"> PAGEREF _Toc215695583 \h </w:instrText>
+              <w:instrText xml:space="preserve"> PAGEREF _Toc220634416 \h </w:instrText>
             </w:r>
             <w:r>
               <w:rPr>
@@ -1154,7 +1153,7 @@
                 <w:noProof/>
                 <w:webHidden/>
               </w:rPr>
-              <w:t>3</w:t>
+              <w:t>4</w:t>
             </w:r>
             <w:r>
               <w:rPr>
@@ -1180,7 +1179,7 @@
               <w:lang w:eastAsia="de-AT"/>
             </w:rPr>
           </w:pPr>
-          <w:hyperlink w:anchor="_Toc215695584" w:history="1">
+          <w:hyperlink w:anchor="_Toc220634417" w:history="1">
             <w:r>
               <w:rPr>
                 <w:rStyle w:val="Hyperlink"/>
@@ -1226,7 +1225,7 @@
                 <w:noProof/>
                 <w:webHidden/>
               </w:rPr>
-              <w:instrText xml:space="preserve"> PAGEREF _Toc215695584 \h </w:instrText>
+              <w:instrText xml:space="preserve"> PAGEREF _Toc220634417 \h </w:instrText>
             </w:r>
             <w:r>
               <w:rPr>
@@ -1246,7 +1245,7 @@
                 <w:noProof/>
                 <w:webHidden/>
               </w:rPr>
-              <w:t>3</w:t>
+              <w:t>4</w:t>
             </w:r>
             <w:r>
               <w:rPr>
@@ -1272,7 +1271,7 @@
               <w:lang w:eastAsia="de-AT"/>
             </w:rPr>
           </w:pPr>
-          <w:hyperlink w:anchor="_Toc215695585" w:history="1">
+          <w:hyperlink w:anchor="_Toc220634418" w:history="1">
             <w:r>
               <w:rPr>
                 <w:rStyle w:val="Hyperlink"/>
@@ -1318,7 +1317,7 @@
                 <w:noProof/>
                 <w:webHidden/>
               </w:rPr>
-              <w:instrText xml:space="preserve"> PAGEREF _Toc215695585 \h </w:instrText>
+              <w:instrText xml:space="preserve"> PAGEREF _Toc220634418 \h </w:instrText>
             </w:r>
             <w:r>
               <w:rPr>
@@ -1338,7 +1337,7 @@
                 <w:noProof/>
                 <w:webHidden/>
               </w:rPr>
-              <w:t>3</w:t>
+              <w:t>4</w:t>
             </w:r>
             <w:r>
               <w:rPr>
@@ -1364,7 +1363,7 @@
               <w:lang w:eastAsia="de-AT"/>
             </w:rPr>
           </w:pPr>
-          <w:hyperlink w:anchor="_Toc215695586" w:history="1">
+          <w:hyperlink w:anchor="_Toc220634419" w:history="1">
             <w:r>
               <w:rPr>
                 <w:rStyle w:val="Hyperlink"/>
@@ -1410,7 +1409,7 @@
                 <w:noProof/>
                 <w:webHidden/>
               </w:rPr>
-              <w:instrText xml:space="preserve"> PAGEREF _Toc215695586 \h </w:instrText>
+              <w:instrText xml:space="preserve"> PAGEREF _Toc220634419 \h </w:instrText>
             </w:r>
             <w:r>
               <w:rPr>
@@ -1430,7 +1429,7 @@
                 <w:noProof/>
                 <w:webHidden/>
               </w:rPr>
-              <w:t>4</w:t>
+              <w:t>5</w:t>
             </w:r>
             <w:r>
               <w:rPr>
@@ -1456,7 +1455,7 @@
               <w:lang w:eastAsia="de-AT"/>
             </w:rPr>
           </w:pPr>
-          <w:hyperlink w:anchor="_Toc215695587" w:history="1">
+          <w:hyperlink w:anchor="_Toc220634420" w:history="1">
             <w:r>
               <w:rPr>
                 <w:rStyle w:val="Hyperlink"/>
@@ -1479,7 +1478,7 @@
                 <w:rStyle w:val="Hyperlink"/>
                 <w:noProof/>
               </w:rPr>
-              <w:t>Rating</w:t>
+              <w:t>Rating &amp; RatingLikes</w:t>
             </w:r>
             <w:r>
               <w:rPr>
@@ -1500,7 +1499,7 @@
                 <w:noProof/>
                 <w:webHidden/>
               </w:rPr>
-              <w:instrText xml:space="preserve"> PAGEREF _Toc215695587 \h </w:instrText>
+              <w:instrText xml:space="preserve"> PAGEREF _Toc220634420 \h </w:instrText>
             </w:r>
             <w:r>
               <w:rPr>
@@ -1520,7 +1519,97 @@
                 <w:noProof/>
                 <w:webHidden/>
               </w:rPr>
-              <w:t>4</w:t>
+              <w:t>5</w:t>
+            </w:r>
+            <w:r>
+              <w:rPr>
+                <w:noProof/>
+                <w:webHidden/>
+              </w:rPr>
+              <w:fldChar w:fldCharType="end"/>
+            </w:r>
+          </w:hyperlink>
+        </w:p>
+        <w:p>
+          <w:pPr>
+            <w:pStyle w:val="Verzeichnis2"/>
+            <w:tabs>
+              <w:tab w:val="left" w:pos="960"/>
+              <w:tab w:val="right" w:leader="dot" w:pos="9062"/>
+            </w:tabs>
+            <w:rPr>
+              <w:rFonts w:eastAsiaTheme="minorEastAsia"/>
+              <w:noProof/>
+              <w:sz w:val="24"/>
+              <w:szCs w:val="24"/>
+              <w:lang w:eastAsia="de-AT"/>
+            </w:rPr>
+          </w:pPr>
+          <w:hyperlink w:anchor="_Toc220634421" w:history="1">
+            <w:r>
+              <w:rPr>
+                <w:rStyle w:val="Hyperlink"/>
+                <w:noProof/>
+              </w:rPr>
+              <w:t>3.6</w:t>
+            </w:r>
+            <w:r>
+              <w:rPr>
+                <w:rFonts w:eastAsiaTheme="minorEastAsia"/>
+                <w:noProof/>
+                <w:sz w:val="24"/>
+                <w:szCs w:val="24"/>
+                <w:lang w:eastAsia="de-AT"/>
+              </w:rPr>
+              <w:tab/>
+            </w:r>
+            <w:r>
+              <w:rPr>
+                <w:rStyle w:val="Hyperlink"/>
+                <w:noProof/>
+              </w:rPr>
+              <w:t>Favorites</w:t>
+            </w:r>
+            <w:r>
+              <w:rPr>
+                <w:noProof/>
+                <w:webHidden/>
+              </w:rPr>
+              <w:tab/>
+            </w:r>
+            <w:r>
+              <w:rPr>
+                <w:noProof/>
+                <w:webHidden/>
+              </w:rPr>
+              <w:fldChar w:fldCharType="begin"/>
+            </w:r>
+            <w:r>
+              <w:rPr>
+                <w:noProof/>
+                <w:webHidden/>
+              </w:rPr>
+              <w:instrText xml:space="preserve"> PAGEREF _Toc220634421 \h </w:instrText>
+            </w:r>
+            <w:r>
+              <w:rPr>
+                <w:noProof/>
+                <w:webHidden/>
+              </w:rPr>
+            </w:r>
+            <w:r>
+              <w:rPr>
+                <w:noProof/>
+                <w:webHidden/>
+              </w:rPr>
+              <w:fldChar w:fldCharType="separate"/>
+            </w:r>
+            <w:r>
+              <w:rPr>
+                <w:noProof/>
+                <w:webHidden/>
+              </w:rPr>
+              <w:t>5</w:t>
             </w:r>
             <w:r>
               <w:rPr>
@@ -1546,7 +1635,7 @@
               <w:lang w:eastAsia="de-AT"/>
             </w:rPr>
           </w:pPr>
-          <w:hyperlink w:anchor="_Toc215695588" w:history="1">
+          <w:hyperlink w:anchor="_Toc220634422" w:history="1">
             <w:r>
               <w:rPr>
                 <w:rStyle w:val="Hyperlink"/>
@@ -1569,7 +1658,7 @@
                 <w:rStyle w:val="Hyperlink"/>
                 <w:noProof/>
               </w:rPr>
-              <w:t>Testing mit Postman</w:t>
+              <w:t>Testing</w:t>
             </w:r>
             <w:r>
               <w:rPr>
@@ -1590,7 +1679,7 @@
                 <w:noProof/>
                 <w:webHidden/>
               </w:rPr>
-              <w:instrText xml:space="preserve"> PAGEREF _Toc215695588 \h </w:instrText>
+              <w:instrText xml:space="preserve"> PAGEREF _Toc220634422 \h </w:instrText>
             </w:r>
             <w:r>
               <w:rPr>
@@ -1610,7 +1699,187 @@
                 <w:noProof/>
                 <w:webHidden/>
               </w:rPr>
-              <w:t>5</w:t>
+              <w:t>6</w:t>
+            </w:r>
+            <w:r>
+              <w:rPr>
+                <w:noProof/>
+                <w:webHidden/>
+              </w:rPr>
+              <w:fldChar w:fldCharType="end"/>
+            </w:r>
+          </w:hyperlink>
+        </w:p>
+        <w:p>
+          <w:pPr>
+            <w:pStyle w:val="Verzeichnis2"/>
+            <w:tabs>
+              <w:tab w:val="left" w:pos="960"/>
+              <w:tab w:val="right" w:leader="dot" w:pos="9062"/>
+            </w:tabs>
+            <w:rPr>
+              <w:rFonts w:eastAsiaTheme="minorEastAsia"/>
+              <w:noProof/>
+              <w:sz w:val="24"/>
+              <w:szCs w:val="24"/>
+              <w:lang w:eastAsia="de-AT"/>
+            </w:rPr>
+          </w:pPr>
+          <w:hyperlink w:anchor="_Toc220634423" w:history="1">
+            <w:r>
+              <w:rPr>
+                <w:rStyle w:val="Hyperlink"/>
+                <w:noProof/>
+              </w:rPr>
+              <w:t>4.1</w:t>
+            </w:r>
+            <w:r>
+              <w:rPr>
+                <w:rFonts w:eastAsiaTheme="minorEastAsia"/>
+                <w:noProof/>
+                <w:sz w:val="24"/>
+                <w:szCs w:val="24"/>
+                <w:lang w:eastAsia="de-AT"/>
+              </w:rPr>
+              <w:tab/>
+            </w:r>
+            <w:r>
+              <w:rPr>
+                <w:rStyle w:val="Hyperlink"/>
+                <w:noProof/>
+              </w:rPr>
+              <w:t>Postman Tests</w:t>
+            </w:r>
+            <w:r>
+              <w:rPr>
+                <w:noProof/>
+                <w:webHidden/>
+              </w:rPr>
+              <w:tab/>
+            </w:r>
+            <w:r>
+              <w:rPr>
+                <w:noProof/>
+                <w:webHidden/>
+              </w:rPr>
+              <w:fldChar w:fldCharType="begin"/>
+            </w:r>
+            <w:r>
+              <w:rPr>
+                <w:noProof/>
+                <w:webHidden/>
+              </w:rPr>
+              <w:instrText xml:space="preserve"> PAGEREF _Toc220634423 \h </w:instrText>
+            </w:r>
+            <w:r>
+              <w:rPr>
+                <w:noProof/>
+                <w:webHidden/>
+              </w:rPr>
+            </w:r>
+            <w:r>
+              <w:rPr>
+                <w:noProof/>
+                <w:webHidden/>
+              </w:rPr>
+              <w:fldChar w:fldCharType="separate"/>
+            </w:r>
+            <w:r>
+              <w:rPr>
+                <w:noProof/>
+                <w:webHidden/>
+              </w:rPr>
+              <w:t>6</w:t>
+            </w:r>
+            <w:r>
+              <w:rPr>
+                <w:noProof/>
+                <w:webHidden/>
+              </w:rPr>
+              <w:fldChar w:fldCharType="end"/>
+            </w:r>
+          </w:hyperlink>
+        </w:p>
+        <w:p>
+          <w:pPr>
+            <w:pStyle w:val="Verzeichnis2"/>
+            <w:tabs>
+              <w:tab w:val="left" w:pos="960"/>
+              <w:tab w:val="right" w:leader="dot" w:pos="9062"/>
+            </w:tabs>
+            <w:rPr>
+              <w:rFonts w:eastAsiaTheme="minorEastAsia"/>
+              <w:noProof/>
+              <w:sz w:val="24"/>
+              <w:szCs w:val="24"/>
+              <w:lang w:eastAsia="de-AT"/>
+            </w:rPr>
+          </w:pPr>
+          <w:hyperlink w:anchor="_Toc220634424" w:history="1">
+            <w:r>
+              <w:rPr>
+                <w:rStyle w:val="Hyperlink"/>
+                <w:noProof/>
+              </w:rPr>
+              <w:t>4.2</w:t>
+            </w:r>
+            <w:r>
+              <w:rPr>
+                <w:rFonts w:eastAsiaTheme="minorEastAsia"/>
+                <w:noProof/>
+                <w:sz w:val="24"/>
+                <w:szCs w:val="24"/>
+                <w:lang w:eastAsia="de-AT"/>
+              </w:rPr>
+              <w:tab/>
+            </w:r>
+            <w:r>
+              <w:rPr>
+                <w:rStyle w:val="Hyperlink"/>
+                <w:noProof/>
+              </w:rPr>
+              <w:t>Unit Testing Strategie &amp; Coverage</w:t>
+            </w:r>
+            <w:r>
+              <w:rPr>
+                <w:noProof/>
+                <w:webHidden/>
+              </w:rPr>
+              <w:tab/>
+            </w:r>
+            <w:r>
+              <w:rPr>
+                <w:noProof/>
+                <w:webHidden/>
+              </w:rPr>
+              <w:fldChar w:fldCharType="begin"/>
+            </w:r>
+            <w:r>
+              <w:rPr>
+                <w:noProof/>
+                <w:webHidden/>
+              </w:rPr>
+              <w:instrText xml:space="preserve"> PAGEREF _Toc220634424 \h </w:instrText>
+            </w:r>
+            <w:r>
+              <w:rPr>
+                <w:noProof/>
+                <w:webHidden/>
+              </w:rPr>
+            </w:r>
+            <w:r>
+              <w:rPr>
+                <w:noProof/>
+                <w:webHidden/>
+              </w:rPr>
+              <w:fldChar w:fldCharType="separate"/>
+            </w:r>
+            <w:r>
+              <w:rPr>
+                <w:noProof/>
+                <w:webHidden/>
+              </w:rPr>
+              <w:t>6</w:t>
             </w:r>
             <w:r>
               <w:rPr>
@@ -1636,7 +1905,7 @@
               <w:lang w:eastAsia="de-AT"/>
             </w:rPr>
           </w:pPr>
-          <w:hyperlink w:anchor="_Toc215695589" w:history="1">
+          <w:hyperlink w:anchor="_Toc220634425" w:history="1">
             <w:r>
               <w:rPr>
                 <w:rStyle w:val="Hyperlink"/>
@@ -1682,7 +1951,7 @@
                 <w:noProof/>
                 <w:webHidden/>
               </w:rPr>
-              <w:instrText xml:space="preserve"> PAGEREF _Toc215695589 \h </w:instrText>
+              <w:instrText xml:space="preserve"> PAGEREF _Toc220634425 \h </w:instrText>
             </w:r>
             <w:r>
               <w:rPr>
@@ -1702,7 +1971,7 @@
                 <w:noProof/>
                 <w:webHidden/>
               </w:rPr>
-              <w:t>6</w:t>
+              <w:t>7</w:t>
             </w:r>
             <w:r>
               <w:rPr>
@@ -1728,7 +1997,7 @@
               <w:lang w:eastAsia="de-AT"/>
             </w:rPr>
           </w:pPr>
-          <w:hyperlink w:anchor="_Toc215695590" w:history="1">
+          <w:hyperlink w:anchor="_Toc220634426" w:history="1">
             <w:r>
               <w:rPr>
                 <w:rStyle w:val="Hyperlink"/>
@@ -1753,6 +2022,98 @@
                 <w:noProof/>
                 <w:lang w:val="de-DE"/>
               </w:rPr>
+              <w:t>Lessons Learned</w:t>
+            </w:r>
+            <w:r>
+              <w:rPr>
+                <w:noProof/>
+                <w:webHidden/>
+              </w:rPr>
+              <w:tab/>
+            </w:r>
+            <w:r>
+              <w:rPr>
+                <w:noProof/>
+                <w:webHidden/>
+              </w:rPr>
+              <w:fldChar w:fldCharType="begin"/>
+            </w:r>
+            <w:r>
+              <w:rPr>
+                <w:noProof/>
+                <w:webHidden/>
+              </w:rPr>
+              <w:instrText xml:space="preserve"> PAGEREF _Toc220634426 \h </w:instrText>
+            </w:r>
+            <w:r>
+              <w:rPr>
+                <w:noProof/>
+                <w:webHidden/>
+              </w:rPr>
+            </w:r>
+            <w:r>
+              <w:rPr>
+                <w:noProof/>
+                <w:webHidden/>
+              </w:rPr>
+              <w:fldChar w:fldCharType="separate"/>
+            </w:r>
+            <w:r>
+              <w:rPr>
+                <w:noProof/>
+                <w:webHidden/>
+              </w:rPr>
+              <w:t>8</w:t>
+            </w:r>
+            <w:r>
+              <w:rPr>
+                <w:noProof/>
+                <w:webHidden/>
+              </w:rPr>
+              <w:fldChar w:fldCharType="end"/>
+            </w:r>
+          </w:hyperlink>
+        </w:p>
+        <w:p>
+          <w:pPr>
+            <w:pStyle w:val="Verzeichnis1"/>
+            <w:tabs>
+              <w:tab w:val="left" w:pos="480"/>
+              <w:tab w:val="right" w:leader="dot" w:pos="9062"/>
+            </w:tabs>
+            <w:rPr>
+              <w:rFonts w:eastAsiaTheme="minorEastAsia"/>
+              <w:noProof/>
+              <w:sz w:val="24"/>
+              <w:szCs w:val="24"/>
+              <w:lang w:eastAsia="de-AT"/>
+            </w:rPr>
+          </w:pPr>
+          <w:hyperlink w:anchor="_Toc220634427" w:history="1">
+            <w:r>
+              <w:rPr>
+                <w:rStyle w:val="Hyperlink"/>
+                <w:noProof/>
+                <w:lang w:val="de-DE"/>
+              </w:rPr>
+              <w:t>7</w:t>
+            </w:r>
+            <w:r>
+              <w:rPr>
+                <w:rFonts w:eastAsiaTheme="minorEastAsia"/>
+                <w:noProof/>
+                <w:sz w:val="24"/>
+                <w:szCs w:val="24"/>
+                <w:lang w:eastAsia="de-AT"/>
+              </w:rPr>
+              <w:tab/>
+            </w:r>
+            <w:r>
+              <w:rPr>
+                <w:rStyle w:val="Hyperlink"/>
+                <w:noProof/>
+                <w:lang w:val="de-DE"/>
+              </w:rPr>
               <w:t>Links</w:t>
             </w:r>
             <w:r>
@@ -1774,7 +2135,7 @@
                 <w:noProof/>
                 <w:webHidden/>
               </w:rPr>
-              <w:instrText xml:space="preserve"> PAGEREF _Toc215695590 \h </w:instrText>
+              <w:instrText xml:space="preserve"> PAGEREF _Toc220634427 \h </w:instrText>
             </w:r>
             <w:r>
               <w:rPr>
@@ -1794,7 +2155,7 @@
                 <w:noProof/>
                 <w:webHidden/>
               </w:rPr>
-              <w:t>7</w:t>
+              <w:t>8</w:t>
             </w:r>
             <w:r>
               <w:rPr>
@@ -1820,14 +2181,14 @@
               <w:lang w:eastAsia="de-AT"/>
             </w:rPr>
           </w:pPr>
-          <w:hyperlink w:anchor="_Toc215695591" w:history="1">
+          <w:hyperlink w:anchor="_Toc220634428" w:history="1">
             <w:r>
               <w:rPr>
                 <w:rStyle w:val="Hyperlink"/>
                 <w:noProof/>
                 <w:lang w:val="de-DE"/>
               </w:rPr>
-              <w:t>6.1</w:t>
+              <w:t>7.1</w:t>
             </w:r>
             <w:r>
               <w:rPr>
@@ -1866,7 +2227,7 @@
                 <w:noProof/>
                 <w:webHidden/>
               </w:rPr>
-              <w:instrText xml:space="preserve"> PAGEREF _Toc215695591 \h </w:instrText>
+              <w:instrText xml:space="preserve"> PAGEREF _Toc220634428 \h </w:instrText>
             </w:r>
             <w:r>
               <w:rPr>
@@ -1886,7 +2247,7 @@
                 <w:noProof/>
                 <w:webHidden/>
               </w:rPr>
-              <w:t>7</w:t>
+              <w:t>8</w:t>
             </w:r>
             <w:r>
               <w:rPr>
@@ -1940,7 +2301,7 @@
           <w:lang w:val="de-DE"/>
         </w:rPr>
       </w:pPr>
-      <w:bookmarkStart w:id="0" w:name="_Toc215695572"/>
+      <w:bookmarkStart w:id="0" w:name="_Toc220634405"/>
       <w:r>
         <w:rPr>
           <w:lang w:val="de-DE"/>
@@ -1957,7 +2318,7 @@
           <w:lang w:val="de-DE"/>
         </w:rPr>
       </w:pPr>
-      <w:bookmarkStart w:id="1" w:name="_Toc215695573"/>
+      <w:bookmarkStart w:id="1" w:name="_Toc220634406"/>
       <w:r>
         <w:rPr>
           <w:lang w:val="de-DE"/>
@@ -2076,7 +2437,7 @@
           <w:lang w:val="de-DE"/>
         </w:rPr>
       </w:pPr>
-      <w:bookmarkStart w:id="2" w:name="_Toc215695574"/>
+      <w:bookmarkStart w:id="2" w:name="_Toc220634407"/>
       <w:r>
         <w:rPr>
           <w:lang w:val="de-DE"/>
@@ -2092,21 +2453,12 @@
           <w:numId w:val="8"/>
         </w:numPr>
       </w:pPr>
-      <w:proofErr w:type="spellStart"/>
       <w:r>
         <w:rPr>
           <w:b/>
           <w:bCs/>
         </w:rPr>
-        <w:t>IHandler</w:t>
-      </w:r>
-      <w:proofErr w:type="spellEnd"/>
-      <w:r>
-        <w:rPr>
-          <w:b/>
-          <w:bCs/>
-        </w:rPr>
-        <w:t xml:space="preserve"> / Handler</w:t>
+        <w:t>IHandler / Handler</w:t>
       </w:r>
       <w:r>
         <w:t>:</w:t>
@@ -2237,7 +2589,7 @@
           <w:lang w:val="de-DE"/>
         </w:rPr>
       </w:pPr>
-      <w:bookmarkStart w:id="3" w:name="_Toc215695575"/>
+      <w:bookmarkStart w:id="3" w:name="_Toc220634408"/>
       <w:r>
         <w:rPr>
           <w:lang w:val="de-DE"/>
@@ -2398,6 +2750,101 @@
         </w:numPr>
       </w:pPr>
       <w:r>
+        <w:rPr>
+          <w:b/>
+          <w:bCs/>
+        </w:rPr>
+        <w:t>Rating</w:t>
+      </w:r>
+      <w:r>
+        <w:t>:</w:t>
+      </w:r>
+      <w:r>
+        <w:br/>
+        <w:t xml:space="preserve">Rating eines </w:t>
+      </w:r>
+      <w:r>
+        <w:t>E</w:t>
+      </w:r>
+      <w:r>
+        <w:t>intrages aus</w:t>
+      </w:r>
+      <w:r>
+        <w:t xml:space="preserve"> </w:t>
+      </w:r>
+      <w:proofErr w:type="spellStart"/>
+      <w:r>
+        <w:t>MediaEntry</w:t>
+      </w:r>
+      <w:proofErr w:type="spellEnd"/>
+      <w:r>
+        <w:t xml:space="preserve"> </w:t>
+      </w:r>
+      <w:r>
+        <w:sym w:font="Wingdings" w:char="F0E0"/>
+      </w:r>
+      <w:r>
+        <w:t xml:space="preserve"> An Session(Token) gebunden</w:t>
+      </w:r>
+    </w:p>
+    <w:p>
+      <w:pPr>
+        <w:numPr>
+          <w:ilvl w:val="0"/>
+          <w:numId w:val="9"/>
+        </w:numPr>
+      </w:pPr>
+      <w:r>
+        <w:rPr>
+          <w:b/>
+          <w:bCs/>
+        </w:rPr>
+        <w:t>Favorite</w:t>
+      </w:r>
+      <w:r>
+        <w:t>:</w:t>
+      </w:r>
+      <w:r>
+        <w:br/>
+      </w:r>
+      <w:r>
+        <w:t xml:space="preserve">Favorite Markierung </w:t>
+      </w:r>
+      <w:r>
+        <w:t xml:space="preserve">eines </w:t>
+      </w:r>
+      <w:r>
+        <w:t>E</w:t>
+      </w:r>
+      <w:r>
+        <w:t>intrages aus</w:t>
+      </w:r>
+      <w:r>
+        <w:t xml:space="preserve"> </w:t>
+      </w:r>
+      <w:proofErr w:type="spellStart"/>
+      <w:r>
+        <w:t>MediaEntry</w:t>
+      </w:r>
+      <w:proofErr w:type="spellEnd"/>
+      <w:r>
+        <w:t xml:space="preserve"> </w:t>
+      </w:r>
+      <w:r>
+        <w:sym w:font="Wingdings" w:char="F0E0"/>
+      </w:r>
+      <w:r>
+        <w:t xml:space="preserve"> An Session(Token) gebunden</w:t>
+      </w:r>
+    </w:p>
+    <w:p>
+      <w:pPr>
+        <w:numPr>
+          <w:ilvl w:val="0"/>
+          <w:numId w:val="9"/>
+        </w:numPr>
+      </w:pPr>
+      <w:r>
         <w:t>Alle mit lock() für Thread-</w:t>
       </w:r>
       <w:proofErr w:type="spellStart"/>
@@ -2407,17 +2854,23 @@
       <w:proofErr w:type="spellEnd"/>
     </w:p>
     <w:p>
+      <w:r>
+        <w:br w:type="page"/>
+      </w:r>
+    </w:p>
+    <w:p>
       <w:pPr>
         <w:pStyle w:val="berschrift2"/>
         <w:rPr>
           <w:lang w:val="de-DE"/>
         </w:rPr>
       </w:pPr>
-      <w:bookmarkStart w:id="4" w:name="_Toc215695576"/>
+      <w:bookmarkStart w:id="4" w:name="_Toc220634409"/>
       <w:r>
         <w:rPr>
           <w:lang w:val="de-DE"/>
         </w:rPr>
+        <w:lastRenderedPageBreak/>
         <w:t>Design</w:t>
       </w:r>
       <w:bookmarkEnd w:id="4"/>
@@ -2475,15 +2928,7 @@
         </w:numPr>
       </w:pPr>
       <w:r>
-        <w:t xml:space="preserve">LSP: Alle Handler sind </w:t>
-      </w:r>
-      <w:proofErr w:type="spellStart"/>
-      <w:r>
-        <w:t>IHandler</w:t>
-      </w:r>
-      <w:proofErr w:type="spellEnd"/>
-      <w:r>
-        <w:t>-kompatibel</w:t>
+        <w:t>LSP: Alle Handler sind IHandler-kompatibel</w:t>
       </w:r>
     </w:p>
     <w:p>
@@ -2547,13 +2992,8 @@
           <w:numId w:val="11"/>
         </w:numPr>
       </w:pPr>
-      <w:proofErr w:type="spellStart"/>
-      <w:r>
-        <w:t>Bearer</w:t>
-      </w:r>
-      <w:proofErr w:type="spellEnd"/>
-      <w:r>
-        <w:t xml:space="preserve"> Token Authentication</w:t>
+      <w:r>
+        <w:t>Bearer Token Authentication</w:t>
       </w:r>
     </w:p>
     <w:p>
@@ -2596,12 +3036,11 @@
           <w:lang w:val="de-DE"/>
         </w:rPr>
       </w:pPr>
-      <w:bookmarkStart w:id="5" w:name="_Toc215695577"/>
+      <w:bookmarkStart w:id="5" w:name="_Toc220634410"/>
       <w:r>
         <w:rPr>
           <w:lang w:val="de-DE"/>
         </w:rPr>
-        <w:lastRenderedPageBreak/>
         <w:t>Verwendete Technologien &amp; Tools</w:t>
       </w:r>
       <w:bookmarkEnd w:id="5"/>
@@ -2610,7 +3049,7 @@
       <w:pPr>
         <w:pStyle w:val="berschrift2"/>
       </w:pPr>
-      <w:bookmarkStart w:id="6" w:name="_Toc215695578"/>
+      <w:bookmarkStart w:id="6" w:name="_Toc220634411"/>
       <w:r>
         <w:t>Entwicklung:</w:t>
       </w:r>
@@ -2659,7 +3098,7 @@
       <w:pPr>
         <w:pStyle w:val="berschrift2"/>
       </w:pPr>
-      <w:bookmarkStart w:id="7" w:name="_Toc215695579"/>
+      <w:bookmarkStart w:id="7" w:name="_Toc220634412"/>
       <w:r>
         <w:t>HTTP &amp; Serialisierung:</w:t>
       </w:r>
@@ -2695,39 +3134,71 @@
       <w:pPr>
         <w:pStyle w:val="berschrift2"/>
       </w:pPr>
-      <w:bookmarkStart w:id="8" w:name="_Toc215695580"/>
+      <w:bookmarkStart w:id="8" w:name="_Toc220634413"/>
+      <w:proofErr w:type="spellStart"/>
       <w:r>
         <w:t>Datenbank:</w:t>
       </w:r>
       <w:bookmarkEnd w:id="8"/>
+      <w:proofErr w:type="spellEnd"/>
     </w:p>
     <w:p>
       <w:pPr>
-        <w:numPr>
-          <w:ilvl w:val="0"/>
-          <w:numId w:val="14"/>
-        </w:numPr>
-      </w:pPr>
-      <w:r>
-        <w:t>Aktuell: In-Memory Dictionary</w:t>
+        <w:rPr>
+          <w:rFonts w:asciiTheme="majorHAnsi" w:eastAsiaTheme="majorEastAsia" w:hAnsiTheme="majorHAnsi" w:cstheme="majorBidi"/>
+          <w:sz w:val="32"/>
+          <w:szCs w:val="32"/>
+        </w:rPr>
+      </w:pPr>
+      <w:r>
+        <w:t xml:space="preserve">Für die persistente Speicherung von Benutzern, Medien, Ratings, </w:t>
+      </w:r>
+      <w:proofErr w:type="spellStart"/>
+      <w:r>
+        <w:t>Favorites</w:t>
+      </w:r>
+      <w:proofErr w:type="spellEnd"/>
+      <w:r>
+        <w:t xml:space="preserve"> und Rating-Likes wird PostgreSQL verwendet. Die Datenbank läuft lokal in einem Docker-Container, konfiguriert über </w:t>
+      </w:r>
+      <w:proofErr w:type="spellStart"/>
+      <w:r>
+        <w:t>docker-compose.yml</w:t>
+      </w:r>
+      <w:proofErr w:type="spellEnd"/>
+      <w:r>
+        <w:t xml:space="preserve">, und wird beim Start automatisch mit den Tabellen aus </w:t>
+      </w:r>
+      <w:proofErr w:type="spellStart"/>
+      <w:r>
+        <w:t>pgsetup.sql</w:t>
+      </w:r>
+      <w:proofErr w:type="spellEnd"/>
+      <w:r>
+        <w:t xml:space="preserve"> initialisiert. Die Anwendung greift über </w:t>
+      </w:r>
+      <w:proofErr w:type="spellStart"/>
+      <w:r>
+        <w:t>Npgsql</w:t>
+      </w:r>
+      <w:proofErr w:type="spellEnd"/>
+      <w:r>
+        <w:t xml:space="preserve"> auf die Datenbank zu, wobei alle SQL-Abfragen </w:t>
+      </w:r>
+      <w:proofErr w:type="spellStart"/>
+      <w:r>
+        <w:t>parameterisiert</w:t>
+      </w:r>
+      <w:proofErr w:type="spellEnd"/>
+      <w:r>
+        <w:t xml:space="preserve"> sind, um Sicherheit und Konsistenz zu gewährleisten. Dieses Setup ermöglicht eine einfache, reproduzierbare Entwicklungs- und Testumgebung.</w:t>
       </w:r>
     </w:p>
     <w:p>
       <w:pPr>
-        <w:numPr>
-          <w:ilvl w:val="0"/>
-          <w:numId w:val="14"/>
-        </w:numPr>
-      </w:pPr>
-      <w:r>
-        <w:t>TODO: PostgreSQL</w:t>
-      </w:r>
-    </w:p>
-    <w:p>
-      <w:pPr>
         <w:pStyle w:val="berschrift2"/>
       </w:pPr>
-      <w:bookmarkStart w:id="9" w:name="_Toc215695581"/>
+      <w:bookmarkStart w:id="9" w:name="_Toc220634414"/>
       <w:proofErr w:type="spellStart"/>
       <w:r>
         <w:t>Testing</w:t>
@@ -2751,16 +3222,28 @@
     </w:p>
     <w:p>
       <w:pPr>
+        <w:numPr>
+          <w:ilvl w:val="0"/>
+          <w:numId w:val="15"/>
+        </w:numPr>
+      </w:pPr>
+      <w:r>
+        <w:t>Unittests begonnen (Angelegt)</w:t>
+      </w:r>
+    </w:p>
+    <w:p>
+      <w:pPr>
         <w:pStyle w:val="berschrift1"/>
         <w:rPr>
           <w:lang w:val="de-DE"/>
         </w:rPr>
       </w:pPr>
-      <w:bookmarkStart w:id="10" w:name="_Toc215695582"/>
+      <w:bookmarkStart w:id="10" w:name="_Toc220634415"/>
       <w:r>
         <w:rPr>
           <w:lang w:val="de-DE"/>
         </w:rPr>
+        <w:lastRenderedPageBreak/>
         <w:t>Entwicklung</w:t>
       </w:r>
       <w:bookmarkEnd w:id="10"/>
@@ -2772,7 +3255,7 @@
           <w:lang w:val="de-DE"/>
         </w:rPr>
       </w:pPr>
-      <w:bookmarkStart w:id="11" w:name="_Toc215695583"/>
+      <w:bookmarkStart w:id="11" w:name="_Toc220634416"/>
       <w:r>
         <w:rPr>
           <w:lang w:val="de-DE"/>
@@ -2863,7 +3346,7 @@
           <w:lang w:val="de-DE"/>
         </w:rPr>
       </w:pPr>
-      <w:bookmarkStart w:id="12" w:name="_Toc215695584"/>
+      <w:bookmarkStart w:id="12" w:name="_Toc220634417"/>
       <w:r>
         <w:rPr>
           <w:lang w:val="de-DE"/>
@@ -2896,10 +3379,7 @@
         </w:numPr>
       </w:pPr>
       <w:r>
-        <w:t xml:space="preserve">Routing-Logik </w:t>
-      </w:r>
-      <w:r>
-        <w:t>in konkreten Handler</w:t>
+        <w:t>Routing-Logik in konkreten Handler</w:t>
       </w:r>
     </w:p>
     <w:p>
@@ -2909,7 +3389,7 @@
           <w:lang w:val="de-DE"/>
         </w:rPr>
       </w:pPr>
-      <w:bookmarkStart w:id="13" w:name="_Toc215695585"/>
+      <w:bookmarkStart w:id="13" w:name="_Toc220634418"/>
       <w:r>
         <w:rPr>
           <w:lang w:val="de-DE"/>
@@ -2961,15 +3441,7 @@
       </w:r>
       <w:proofErr w:type="spellEnd"/>
       <w:r>
-        <w:t xml:space="preserve">: Login → </w:t>
-      </w:r>
-      <w:proofErr w:type="spellStart"/>
-      <w:r>
-        <w:t>Bearer</w:t>
-      </w:r>
-      <w:proofErr w:type="spellEnd"/>
-      <w:r>
-        <w:t xml:space="preserve"> Token</w:t>
+        <w:t>: Login → Bearer Token</w:t>
       </w:r>
     </w:p>
     <w:p>
@@ -3031,7 +3503,7 @@
           <w:lang w:val="de-DE"/>
         </w:rPr>
       </w:pPr>
-      <w:bookmarkStart w:id="14" w:name="_Toc215695586"/>
+      <w:bookmarkStart w:id="14" w:name="_Toc220634419"/>
       <w:r>
         <w:rPr>
           <w:lang w:val="de-DE"/>
@@ -3750,13 +4222,8 @@
         </w:numPr>
       </w:pPr>
       <w:r>
-        <w:t xml:space="preserve">Media existiert? → 404 Not </w:t>
-      </w:r>
-      <w:proofErr w:type="spellStart"/>
-      <w:r>
-        <w:t>Found</w:t>
-      </w:r>
-      <w:proofErr w:type="spellEnd"/>
+        <w:t>Media existiert? → 404 Not Found</w:t>
+      </w:r>
     </w:p>
     <w:p>
       <w:pPr>
@@ -3789,228 +4256,261 @@
       <w:pPr>
         <w:pStyle w:val="berschrift2"/>
       </w:pPr>
-      <w:bookmarkStart w:id="15" w:name="_Toc215695587"/>
-      <w:r>
-        <w:t>Rating</w:t>
+      <w:bookmarkStart w:id="15" w:name="_Toc220634420"/>
+      <w:r>
+        <w:t xml:space="preserve">Rating &amp; </w:t>
+      </w:r>
+      <w:proofErr w:type="spellStart"/>
+      <w:r>
+        <w:t>RatingLikes</w:t>
       </w:r>
       <w:bookmarkEnd w:id="15"/>
+      <w:proofErr w:type="spellEnd"/>
     </w:p>
     <w:p>
       <w:pPr>
         <w:numPr>
           <w:ilvl w:val="0"/>
-          <w:numId w:val="18"/>
+          <w:numId w:val="28"/>
         </w:numPr>
-        <w:rPr>
-          <w:lang w:val="en-US"/>
-        </w:rPr>
-      </w:pPr>
-      <w:r>
-        <w:rPr>
-          <w:lang w:val="en-US"/>
-        </w:rPr>
+      </w:pPr>
+      <w:r>
         <w:t>POST /</w:t>
       </w:r>
       <w:proofErr w:type="spellStart"/>
       <w:r>
-        <w:rPr>
-          <w:lang w:val="en-US"/>
-        </w:rPr>
         <w:t>ratings</w:t>
       </w:r>
       <w:proofErr w:type="spellEnd"/>
       <w:r>
-        <w:rPr>
-          <w:lang w:val="en-US"/>
-        </w:rPr>
-        <w:t>: Erstellt oder aktualisiert ein Rating (benötigt Token)</w:t>
+        <w:t xml:space="preserve"> → Rating erstellen/aktualisieren (Token erforderlich)</w:t>
       </w:r>
     </w:p>
     <w:p>
       <w:pPr>
         <w:numPr>
           <w:ilvl w:val="0"/>
-          <w:numId w:val="18"/>
+          <w:numId w:val="28"/>
         </w:numPr>
-        <w:rPr>
-          <w:lang w:val="en-US"/>
-        </w:rPr>
-      </w:pPr>
-      <w:r>
-        <w:rPr>
-          <w:lang w:val="en-US"/>
-        </w:rPr>
+      </w:pPr>
+      <w:r>
         <w:t>GET /</w:t>
       </w:r>
       <w:proofErr w:type="spellStart"/>
       <w:r>
-        <w:rPr>
-          <w:lang w:val="en-US"/>
-        </w:rPr>
         <w:t>ratings</w:t>
       </w:r>
       <w:proofErr w:type="spellEnd"/>
       <w:r>
-        <w:rPr>
-          <w:lang w:val="en-US"/>
-        </w:rPr>
         <w:t>/{</w:t>
       </w:r>
       <w:proofErr w:type="spellStart"/>
       <w:r>
-        <w:rPr>
-          <w:lang w:val="en-US"/>
-        </w:rPr>
         <w:t>mediaId</w:t>
       </w:r>
       <w:proofErr w:type="spellEnd"/>
       <w:r>
-        <w:rPr>
-          <w:lang w:val="en-US"/>
-        </w:rPr>
-        <w:t>}: Liefert alle Ratings zu einem Medium (keine Auth)</w:t>
+        <w:t>} → alle Ratings eines Mediums</w:t>
       </w:r>
     </w:p>
     <w:p>
       <w:pPr>
         <w:numPr>
           <w:ilvl w:val="0"/>
-          <w:numId w:val="18"/>
+          <w:numId w:val="28"/>
         </w:numPr>
-        <w:rPr>
-          <w:lang w:val="en-US"/>
-        </w:rPr>
-      </w:pPr>
-      <w:r>
-        <w:rPr>
-          <w:lang w:val="en-US"/>
-        </w:rPr>
-        <w:t>GET /</w:t>
+      </w:pPr>
+      <w:r>
+        <w:t>DELETE /</w:t>
       </w:r>
       <w:proofErr w:type="spellStart"/>
       <w:r>
-        <w:rPr>
-          <w:lang w:val="en-US"/>
-        </w:rPr>
         <w:t>ratings</w:t>
       </w:r>
       <w:proofErr w:type="spellEnd"/>
       <w:r>
-        <w:rPr>
-          <w:lang w:val="en-US"/>
-        </w:rPr>
         <w:t>/{</w:t>
       </w:r>
       <w:proofErr w:type="spellStart"/>
       <w:r>
-        <w:rPr>
-          <w:lang w:val="en-US"/>
-        </w:rPr>
         <w:t>mediaId</w:t>
       </w:r>
       <w:proofErr w:type="spellEnd"/>
       <w:r>
-        <w:rPr>
-          <w:lang w:val="en-US"/>
-        </w:rPr>
-        <w:t>}/{</w:t>
-      </w:r>
-      <w:proofErr w:type="spellStart"/>
-      <w:r>
-        <w:rPr>
-          <w:lang w:val="en-US"/>
-        </w:rPr>
-        <w:t>user</w:t>
-      </w:r>
-      <w:proofErr w:type="spellEnd"/>
-      <w:r>
-        <w:rPr>
-          <w:lang w:val="en-US"/>
-        </w:rPr>
-        <w:t>}: Einzelnes Rating eines Users (keine Auth)</w:t>
+        <w:t>} → löscht eigenes Rating</w:t>
       </w:r>
     </w:p>
     <w:p>
       <w:pPr>
         <w:numPr>
           <w:ilvl w:val="0"/>
-          <w:numId w:val="18"/>
+          <w:numId w:val="28"/>
         </w:numPr>
         <w:rPr>
           <w:lang w:val="en-US"/>
         </w:rPr>
       </w:pPr>
+      <w:proofErr w:type="spellStart"/>
       <w:r>
         <w:rPr>
           <w:lang w:val="en-US"/>
         </w:rPr>
-        <w:t>DELETE /</w:t>
+        <w:t>RatingLikes</w:t>
+      </w:r>
+      <w:proofErr w:type="spellEnd"/>
+      <w:r>
+        <w:rPr>
+          <w:lang w:val="en-US"/>
+        </w:rPr>
+        <w:t xml:space="preserve">: POST /rating-likes → Like </w:t>
       </w:r>
       <w:proofErr w:type="spellStart"/>
       <w:r>
         <w:rPr>
           <w:lang w:val="en-US"/>
         </w:rPr>
-        <w:t>ratings</w:t>
+        <w:t>setzen</w:t>
       </w:r>
       <w:proofErr w:type="spellEnd"/>
       <w:r>
         <w:rPr>
           <w:lang w:val="en-US"/>
         </w:rPr>
-        <w:t>/{</w:t>
+        <w:t xml:space="preserve">, DELETE /rating-likes → Like </w:t>
       </w:r>
       <w:proofErr w:type="spellStart"/>
       <w:r>
         <w:rPr>
           <w:lang w:val="en-US"/>
         </w:rPr>
-        <w:t>mediaId</w:t>
+        <w:t>entfernen</w:t>
       </w:r>
       <w:proofErr w:type="spellEnd"/>
-      <w:r>
-        <w:rPr>
-          <w:lang w:val="en-US"/>
-        </w:rPr>
-        <w:t>}: Löscht das Rating des eingeloggten Users (benötigt Token)</w:t>
-      </w:r>
     </w:p>
     <w:p>
-      <w:r>
-        <w:t>Rating-Logik:</w:t>
+      <w:pPr>
+        <w:numPr>
+          <w:ilvl w:val="0"/>
+          <w:numId w:val="28"/>
+        </w:numPr>
+        <w:rPr>
+          <w:lang w:val="en-US"/>
+        </w:rPr>
+      </w:pPr>
+      <w:r>
+        <w:rPr>
+          <w:lang w:val="en-US"/>
+        </w:rPr>
+        <w:t xml:space="preserve">Constraints: 1 Rating pro User, Like </w:t>
+      </w:r>
+      <w:proofErr w:type="spellStart"/>
+      <w:r>
+        <w:rPr>
+          <w:lang w:val="en-US"/>
+        </w:rPr>
+        <w:t>nur</w:t>
+      </w:r>
+      <w:proofErr w:type="spellEnd"/>
+      <w:r>
+        <w:rPr>
+          <w:lang w:val="en-US"/>
+        </w:rPr>
+        <w:t xml:space="preserve"> </w:t>
+      </w:r>
+      <w:proofErr w:type="spellStart"/>
+      <w:r>
+        <w:rPr>
+          <w:lang w:val="en-US"/>
+        </w:rPr>
+        <w:t>einmal</w:t>
+      </w:r>
+      <w:proofErr w:type="spellEnd"/>
+      <w:r>
+        <w:rPr>
+          <w:lang w:val="en-US"/>
+        </w:rPr>
+        <w:t xml:space="preserve"> pro User/Rating</w:t>
       </w:r>
     </w:p>
     <w:p>
       <w:pPr>
+        <w:pStyle w:val="berschrift2"/>
+      </w:pPr>
+      <w:bookmarkStart w:id="16" w:name="_Toc220634421"/>
+      <w:proofErr w:type="spellStart"/>
+      <w:r>
+        <w:t>Favorites</w:t>
+      </w:r>
+      <w:bookmarkEnd w:id="16"/>
+      <w:proofErr w:type="spellEnd"/>
+    </w:p>
+    <w:p>
+      <w:pPr>
         <w:numPr>
           <w:ilvl w:val="0"/>
-          <w:numId w:val="19"/>
+          <w:numId w:val="29"/>
         </w:numPr>
       </w:pPr>
       <w:r>
-        <w:t>Token erforderlich für POST/DELETE</w:t>
+        <w:t>POST /</w:t>
+      </w:r>
+      <w:proofErr w:type="spellStart"/>
+      <w:r>
+        <w:t>favorites</w:t>
+      </w:r>
+      <w:proofErr w:type="spellEnd"/>
+      <w:r>
+        <w:t xml:space="preserve"> → Favorite hinzufügen</w:t>
       </w:r>
     </w:p>
     <w:p>
       <w:pPr>
         <w:numPr>
           <w:ilvl w:val="0"/>
-          <w:numId w:val="19"/>
+          <w:numId w:val="29"/>
         </w:numPr>
-      </w:pPr>
-      <w:r>
-        <w:t>Jeder User kann nur 1 Rating pro Medium besitzen</w:t>
+        <w:rPr>
+          <w:lang w:val="en-US"/>
+        </w:rPr>
+      </w:pPr>
+      <w:r>
+        <w:rPr>
+          <w:lang w:val="en-US"/>
+        </w:rPr>
+        <w:t xml:space="preserve">GET /favorites → alle Favorites </w:t>
+      </w:r>
+      <w:proofErr w:type="spellStart"/>
+      <w:r>
+        <w:rPr>
+          <w:lang w:val="en-US"/>
+        </w:rPr>
+        <w:t>eines</w:t>
+      </w:r>
+      <w:proofErr w:type="spellEnd"/>
+      <w:r>
+        <w:rPr>
+          <w:lang w:val="en-US"/>
+        </w:rPr>
+        <w:t xml:space="preserve"> Users</w:t>
       </w:r>
     </w:p>
     <w:p>
       <w:pPr>
         <w:numPr>
           <w:ilvl w:val="0"/>
-          <w:numId w:val="19"/>
+          <w:numId w:val="29"/>
         </w:numPr>
       </w:pPr>
       <w:r>
-        <w:t>POST überschreibt ein bestehendes eigenes Rating automatisch</w:t>
+        <w:t>DELETE /</w:t>
+      </w:r>
+      <w:proofErr w:type="spellStart"/>
+      <w:r>
+        <w:t>favorites</w:t>
+      </w:r>
+      <w:proofErr w:type="spellEnd"/>
+      <w:r>
+        <w:t xml:space="preserve"> → Favorite entfernen</w:t>
       </w:r>
     </w:p>
     <w:p>
@@ -4022,42 +4522,39 @@
       <w:pPr>
         <w:pStyle w:val="berschrift1"/>
       </w:pPr>
-      <w:bookmarkStart w:id="16" w:name="_Toc215695588"/>
+      <w:bookmarkStart w:id="17" w:name="_Toc220634422"/>
       <w:proofErr w:type="spellStart"/>
       <w:r>
         <w:lastRenderedPageBreak/>
         <w:t>Testing</w:t>
       </w:r>
+      <w:bookmarkEnd w:id="17"/>
       <w:proofErr w:type="spellEnd"/>
       <w:r>
-        <w:t xml:space="preserve"> mit Postman</w:t>
-      </w:r>
-      <w:bookmarkEnd w:id="16"/>
+        <w:t xml:space="preserve"> </w:t>
+      </w:r>
     </w:p>
     <w:p>
-      <w:r>
-        <w:t>Für die Entwicklung und Verifikation der REST-Schnittstellen wurde Postman verwendet. Dabei kam eine Collection zum Einsatz, die alle Endpoints enthält und über eine Environment-Variable (</w:t>
-      </w:r>
-      <w:proofErr w:type="spellStart"/>
-      <w:r>
-        <w:t>token</w:t>
-      </w:r>
-      <w:proofErr w:type="spellEnd"/>
-      <w:r>
-        <w:t xml:space="preserve">) automatisch den </w:t>
-      </w:r>
-      <w:proofErr w:type="spellStart"/>
-      <w:r>
-        <w:t>Bearer</w:t>
-      </w:r>
-      <w:proofErr w:type="spellEnd"/>
-      <w:r>
-        <w:t>-Token in jede Anfrage einsetzt.</w:t>
-      </w:r>
+      <w:pPr>
+        <w:pStyle w:val="berschrift2"/>
+      </w:pPr>
+      <w:bookmarkStart w:id="18" w:name="_Toc220634423"/>
+      <w:r>
+        <w:t>Postman Tests</w:t>
+      </w:r>
+      <w:bookmarkEnd w:id="18"/>
     </w:p>
     <w:p>
       <w:r>
-        <w:t>Getestet wurde:</w:t>
+        <w:t>Für die Entwicklung und Verifikation der REST-Schnittstellen wurde Postman verwendet. Dabei kam eine Collection zum Einsatz, die alle Endpoints enthält und über eine Environment-Variable (</w:t>
+      </w:r>
+      <w:proofErr w:type="spellStart"/>
+      <w:r>
+        <w:t>token</w:t>
+      </w:r>
+      <w:proofErr w:type="spellEnd"/>
+      <w:r>
+        <w:t>) automatisch den Bearer-Token in jede Anfrage einsetzt.</w:t>
       </w:r>
     </w:p>
     <w:p>
@@ -4065,66 +4562,25 @@
         <w:pStyle w:val="Listenabsatz"/>
         <w:numPr>
           <w:ilvl w:val="0"/>
-          <w:numId w:val="27"/>
+          <w:numId w:val="30"/>
         </w:numPr>
-      </w:pPr>
-      <w:r>
-        <w:rPr>
-          <w:b/>
-          <w:bCs/>
-        </w:rPr>
-        <w:t>Version</w:t>
-      </w:r>
-    </w:p>
-    <w:p>
-      <w:pPr>
-        <w:numPr>
-          <w:ilvl w:val="0"/>
-          <w:numId w:val="21"/>
-        </w:numPr>
-        <w:tabs>
-          <w:tab w:val="clear" w:pos="720"/>
-          <w:tab w:val="num" w:pos="1068"/>
-        </w:tabs>
-        <w:ind w:left="1068"/>
-      </w:pPr>
-      <w:r>
-        <w:t xml:space="preserve">GET </w:t>
-      </w:r>
-      <w:r>
-        <w:rPr>
-          <w:i/>
-          <w:iCs/>
-        </w:rPr>
-        <w:t>/</w:t>
-      </w:r>
+        <w:rPr>
+          <w:lang w:val="en-US"/>
+        </w:rPr>
+      </w:pPr>
       <w:proofErr w:type="spellStart"/>
       <w:r>
         <w:rPr>
-          <w:i/>
-          <w:iCs/>
-        </w:rPr>
-        <w:t>version</w:t>
+          <w:lang w:val="en-US"/>
+        </w:rPr>
+        <w:t>Getestet</w:t>
       </w:r>
       <w:proofErr w:type="spellEnd"/>
       <w:r>
-        <w:t xml:space="preserve"> aufgerufen und erfolgreiche Antwort überprüft.</w:t>
-      </w:r>
-    </w:p>
-    <w:p>
-      <w:pPr>
-        <w:numPr>
-          <w:ilvl w:val="0"/>
-          <w:numId w:val="21"/>
-        </w:numPr>
-        <w:tabs>
-          <w:tab w:val="clear" w:pos="720"/>
-          <w:tab w:val="num" w:pos="1068"/>
-        </w:tabs>
-        <w:ind w:left="1068"/>
-      </w:pPr>
-      <w:r>
-        <w:t>Dient als Basis-Connectivity-Test für den Server.</w:t>
+        <w:rPr>
+          <w:lang w:val="en-US"/>
+        </w:rPr>
+        <w:t xml:space="preserve"> alle Endpoints (/version, /users, /sessions, /media, /ratings, /favorites, /rating-likes)</w:t>
       </w:r>
     </w:p>
     <w:p>
@@ -4132,82 +4588,11 @@
         <w:pStyle w:val="Listenabsatz"/>
         <w:numPr>
           <w:ilvl w:val="0"/>
-          <w:numId w:val="26"/>
+          <w:numId w:val="30"/>
         </w:numPr>
       </w:pPr>
       <w:r>
-        <w:rPr>
-          <w:b/>
-          <w:bCs/>
-        </w:rPr>
-        <w:t>User-Management</w:t>
-      </w:r>
-    </w:p>
-    <w:p>
-      <w:pPr>
-        <w:numPr>
-          <w:ilvl w:val="0"/>
-          <w:numId w:val="22"/>
-        </w:numPr>
-        <w:tabs>
-          <w:tab w:val="clear" w:pos="720"/>
-          <w:tab w:val="num" w:pos="1068"/>
-        </w:tabs>
-        <w:ind w:left="1068"/>
-      </w:pPr>
-      <w:r>
-        <w:t xml:space="preserve">POST </w:t>
-      </w:r>
-      <w:r>
-        <w:rPr>
-          <w:i/>
-          <w:iCs/>
-        </w:rPr>
-        <w:t>/</w:t>
-      </w:r>
-      <w:proofErr w:type="spellStart"/>
-      <w:r>
-        <w:rPr>
-          <w:i/>
-          <w:iCs/>
-        </w:rPr>
-        <w:t>users</w:t>
-      </w:r>
-      <w:proofErr w:type="spellEnd"/>
-      <w:r>
-        <w:t xml:space="preserve"> mit verschiedenen Nutzern erfolgreich ausgeführt.</w:t>
-      </w:r>
-    </w:p>
-    <w:p>
-      <w:pPr>
-        <w:numPr>
-          <w:ilvl w:val="0"/>
-          <w:numId w:val="22"/>
-        </w:numPr>
-        <w:tabs>
-          <w:tab w:val="clear" w:pos="720"/>
-          <w:tab w:val="num" w:pos="1068"/>
-        </w:tabs>
-        <w:ind w:left="1068"/>
-      </w:pPr>
-      <w:r>
-        <w:t>Validierung geprüft (z. B. Pflichtfelder, unveränderbarer Benutzername).</w:t>
-      </w:r>
-    </w:p>
-    <w:p>
-      <w:pPr>
-        <w:numPr>
-          <w:ilvl w:val="0"/>
-          <w:numId w:val="22"/>
-        </w:numPr>
-        <w:tabs>
-          <w:tab w:val="clear" w:pos="720"/>
-          <w:tab w:val="num" w:pos="1068"/>
-        </w:tabs>
-        <w:ind w:left="1068"/>
-      </w:pPr>
-      <w:r>
-        <w:t>Mehrere Nutzer erstellt, um spätere Berechtigungs-Tests durchführen zu können.</w:t>
+        <w:t>Auth-Tests: Token korrekt/abgelaufen/fehlerhaft</w:t>
       </w:r>
     </w:p>
     <w:p>
@@ -4215,113 +4600,16 @@
         <w:pStyle w:val="Listenabsatz"/>
         <w:numPr>
           <w:ilvl w:val="0"/>
-          <w:numId w:val="26"/>
+          <w:numId w:val="30"/>
         </w:numPr>
       </w:pPr>
-      <w:r>
-        <w:rPr>
-          <w:b/>
-          <w:bCs/>
-        </w:rPr>
-        <w:t>S</w:t>
-      </w:r>
-      <w:r>
-        <w:rPr>
-          <w:b/>
-          <w:bCs/>
-        </w:rPr>
-        <w:t>ession / Token</w:t>
-      </w:r>
-    </w:p>
-    <w:p>
-      <w:pPr>
-        <w:numPr>
-          <w:ilvl w:val="0"/>
-          <w:numId w:val="23"/>
-        </w:numPr>
-        <w:tabs>
-          <w:tab w:val="clear" w:pos="720"/>
-          <w:tab w:val="num" w:pos="1068"/>
-        </w:tabs>
-        <w:ind w:left="1068"/>
-      </w:pPr>
-      <w:r>
-        <w:t xml:space="preserve">POST </w:t>
-      </w:r>
-      <w:r>
-        <w:rPr>
-          <w:i/>
-          <w:iCs/>
-        </w:rPr>
-        <w:t>/</w:t>
-      </w:r>
       <w:proofErr w:type="spellStart"/>
       <w:r>
-        <w:rPr>
-          <w:i/>
-          <w:iCs/>
-        </w:rPr>
-        <w:t>sessions</w:t>
+        <w:t>Permissions</w:t>
       </w:r>
       <w:proofErr w:type="spellEnd"/>
       <w:r>
-        <w:t xml:space="preserve"> getestet, korrekte Token-Erzeugung bestätigt.</w:t>
-      </w:r>
-    </w:p>
-    <w:p>
-      <w:pPr>
-        <w:numPr>
-          <w:ilvl w:val="0"/>
-          <w:numId w:val="23"/>
-        </w:numPr>
-        <w:tabs>
-          <w:tab w:val="clear" w:pos="720"/>
-          <w:tab w:val="num" w:pos="1068"/>
-        </w:tabs>
-        <w:ind w:left="1068"/>
-      </w:pPr>
-      <w:r>
-        <w:t xml:space="preserve">Token in Postman-Environment gespeichert und automatisch in allen </w:t>
-      </w:r>
-      <w:proofErr w:type="spellStart"/>
-      <w:r>
-        <w:t>Requests</w:t>
-      </w:r>
-      <w:proofErr w:type="spellEnd"/>
-      <w:r>
-        <w:t xml:space="preserve"> verwendet.</w:t>
-      </w:r>
-    </w:p>
-    <w:p>
-      <w:pPr>
-        <w:numPr>
-          <w:ilvl w:val="0"/>
-          <w:numId w:val="23"/>
-        </w:numPr>
-        <w:tabs>
-          <w:tab w:val="clear" w:pos="720"/>
-          <w:tab w:val="num" w:pos="1068"/>
-        </w:tabs>
-        <w:ind w:left="1068"/>
-      </w:pPr>
-      <w:r>
-        <w:t>Login mit mehreren Accounts ausgeführt (Creator, Fremdnutzer, Admin).</w:t>
-      </w:r>
-    </w:p>
-    <w:p>
-      <w:pPr>
-        <w:numPr>
-          <w:ilvl w:val="0"/>
-          <w:numId w:val="23"/>
-        </w:numPr>
-        <w:tabs>
-          <w:tab w:val="clear" w:pos="720"/>
-          <w:tab w:val="num" w:pos="1068"/>
-        </w:tabs>
-        <w:ind w:left="1068"/>
-      </w:pPr>
-      <w:r>
-        <w:t>Validierung fehlerhafter Logins (falsches Passwort, unbekannter User).</w:t>
+        <w:t>: Creator vs. Fremdnutzer</w:t>
       </w:r>
     </w:p>
     <w:p>
@@ -4329,522 +4617,136 @@
         <w:pStyle w:val="Listenabsatz"/>
         <w:numPr>
           <w:ilvl w:val="0"/>
-          <w:numId w:val="26"/>
+          <w:numId w:val="30"/>
         </w:numPr>
       </w:pPr>
       <w:r>
-        <w:rPr>
-          <w:b/>
-          <w:bCs/>
-        </w:rPr>
-        <w:t>Media-CRUD</w:t>
-      </w:r>
-    </w:p>
-    <w:p>
-      <w:pPr>
-        <w:numPr>
-          <w:ilvl w:val="0"/>
-          <w:numId w:val="24"/>
-        </w:numPr>
-        <w:tabs>
-          <w:tab w:val="clear" w:pos="720"/>
-          <w:tab w:val="num" w:pos="1068"/>
-        </w:tabs>
-        <w:ind w:left="1068"/>
-      </w:pPr>
-      <w:r>
-        <w:t xml:space="preserve">POST </w:t>
-      </w:r>
-      <w:r>
-        <w:rPr>
-          <w:i/>
-          <w:iCs/>
-        </w:rPr>
-        <w:t>/</w:t>
-      </w:r>
-      <w:proofErr w:type="spellStart"/>
-      <w:r>
-        <w:rPr>
-          <w:i/>
-          <w:iCs/>
-        </w:rPr>
-        <w:t>api</w:t>
-      </w:r>
-      <w:proofErr w:type="spellEnd"/>
-      <w:r>
-        <w:rPr>
-          <w:i/>
-          <w:iCs/>
-        </w:rPr>
-        <w:t>/</w:t>
-      </w:r>
-      <w:proofErr w:type="spellStart"/>
-      <w:r>
-        <w:rPr>
-          <w:i/>
-          <w:iCs/>
-        </w:rPr>
-        <w:t>media</w:t>
-      </w:r>
-      <w:proofErr w:type="spellEnd"/>
-      <w:r>
-        <w:t xml:space="preserve"> mit gültigem Token getestet → Media erfolgreich erstellt.</w:t>
-      </w:r>
-    </w:p>
-    <w:p>
-      <w:pPr>
-        <w:numPr>
-          <w:ilvl w:val="0"/>
-          <w:numId w:val="24"/>
-        </w:numPr>
-        <w:tabs>
-          <w:tab w:val="clear" w:pos="720"/>
-          <w:tab w:val="num" w:pos="1068"/>
-        </w:tabs>
-        <w:ind w:left="1068"/>
-      </w:pPr>
-      <w:r>
-        <w:t xml:space="preserve">GET </w:t>
-      </w:r>
-      <w:r>
-        <w:rPr>
-          <w:i/>
-          <w:iCs/>
-        </w:rPr>
-        <w:t>/</w:t>
-      </w:r>
-      <w:proofErr w:type="spellStart"/>
-      <w:r>
-        <w:rPr>
-          <w:i/>
-          <w:iCs/>
-        </w:rPr>
-        <w:t>api</w:t>
-      </w:r>
-      <w:proofErr w:type="spellEnd"/>
-      <w:r>
-        <w:rPr>
-          <w:i/>
-          <w:iCs/>
-        </w:rPr>
-        <w:t>/</w:t>
-      </w:r>
-      <w:proofErr w:type="spellStart"/>
-      <w:r>
-        <w:rPr>
-          <w:i/>
-          <w:iCs/>
-        </w:rPr>
-        <w:t>media</w:t>
-      </w:r>
-      <w:proofErr w:type="spellEnd"/>
-      <w:r>
-        <w:t xml:space="preserve"> sowie </w:t>
-      </w:r>
-      <w:r>
-        <w:rPr>
-          <w:i/>
-          <w:iCs/>
-        </w:rPr>
-        <w:t>/</w:t>
-      </w:r>
-      <w:proofErr w:type="spellStart"/>
-      <w:r>
-        <w:rPr>
-          <w:i/>
-          <w:iCs/>
-        </w:rPr>
-        <w:t>api</w:t>
-      </w:r>
-      <w:proofErr w:type="spellEnd"/>
-      <w:r>
-        <w:rPr>
-          <w:i/>
-          <w:iCs/>
-        </w:rPr>
-        <w:t>/</w:t>
-      </w:r>
-      <w:proofErr w:type="spellStart"/>
-      <w:r>
-        <w:rPr>
-          <w:i/>
-          <w:iCs/>
-        </w:rPr>
-        <w:t>media</w:t>
-      </w:r>
-      <w:proofErr w:type="spellEnd"/>
-      <w:r>
-        <w:rPr>
-          <w:i/>
-          <w:iCs/>
-        </w:rPr>
-        <w:t>/{</w:t>
-      </w:r>
-      <w:proofErr w:type="spellStart"/>
-      <w:r>
-        <w:rPr>
-          <w:i/>
-          <w:iCs/>
-        </w:rPr>
-        <w:t>id</w:t>
-      </w:r>
-      <w:proofErr w:type="spellEnd"/>
-      <w:r>
-        <w:rPr>
-          <w:i/>
-          <w:iCs/>
-        </w:rPr>
-        <w:t>}</w:t>
-      </w:r>
-      <w:r>
-        <w:t xml:space="preserve"> getestet → Ausgabe der korrekten Metadaten.</w:t>
-      </w:r>
-    </w:p>
-    <w:p>
-      <w:pPr>
-        <w:numPr>
-          <w:ilvl w:val="0"/>
-          <w:numId w:val="24"/>
-        </w:numPr>
-        <w:tabs>
-          <w:tab w:val="clear" w:pos="720"/>
-          <w:tab w:val="num" w:pos="1068"/>
-        </w:tabs>
-        <w:ind w:left="1068"/>
-        <w:rPr>
-          <w:lang w:val="en-US"/>
-        </w:rPr>
-      </w:pPr>
-      <w:r>
-        <w:rPr>
-          <w:lang w:val="en-US"/>
-        </w:rPr>
-        <w:t xml:space="preserve">PUT </w:t>
-      </w:r>
-      <w:r>
-        <w:rPr>
-          <w:i/>
-          <w:iCs/>
-          <w:lang w:val="en-US"/>
-        </w:rPr>
-        <w:t>/</w:t>
-      </w:r>
-      <w:proofErr w:type="spellStart"/>
-      <w:r>
-        <w:rPr>
-          <w:i/>
-          <w:iCs/>
-          <w:lang w:val="en-US"/>
-        </w:rPr>
-        <w:t>api</w:t>
-      </w:r>
-      <w:proofErr w:type="spellEnd"/>
-      <w:r>
-        <w:rPr>
-          <w:i/>
-          <w:iCs/>
-          <w:lang w:val="en-US"/>
-        </w:rPr>
-        <w:t>/</w:t>
-      </w:r>
-      <w:proofErr w:type="gramStart"/>
-      <w:r>
-        <w:rPr>
-          <w:i/>
-          <w:iCs/>
-          <w:lang w:val="en-US"/>
-        </w:rPr>
-        <w:t>media/{</w:t>
-      </w:r>
-      <w:proofErr w:type="gramEnd"/>
-      <w:r>
-        <w:rPr>
-          <w:i/>
-          <w:iCs/>
-          <w:lang w:val="en-US"/>
-        </w:rPr>
-        <w:t>id}</w:t>
-      </w:r>
-      <w:r>
-        <w:rPr>
-          <w:lang w:val="en-US"/>
-        </w:rPr>
-        <w:t xml:space="preserve"> </w:t>
-      </w:r>
-      <w:proofErr w:type="spellStart"/>
-      <w:r>
-        <w:rPr>
-          <w:lang w:val="en-US"/>
-        </w:rPr>
-        <w:t>getestet</w:t>
-      </w:r>
-      <w:proofErr w:type="spellEnd"/>
-      <w:r>
-        <w:rPr>
-          <w:lang w:val="en-US"/>
-        </w:rPr>
-        <w:t>:</w:t>
-      </w:r>
-    </w:p>
-    <w:p>
-      <w:pPr>
-        <w:numPr>
-          <w:ilvl w:val="1"/>
-          <w:numId w:val="24"/>
-        </w:numPr>
-        <w:tabs>
-          <w:tab w:val="clear" w:pos="1440"/>
-          <w:tab w:val="num" w:pos="1788"/>
-        </w:tabs>
-        <w:ind w:left="1788"/>
-      </w:pPr>
-      <w:r>
-        <w:t>Als Ersteller: erfolgreich editierbar.</w:t>
-      </w:r>
-    </w:p>
-    <w:p>
-      <w:pPr>
-        <w:numPr>
-          <w:ilvl w:val="1"/>
-          <w:numId w:val="24"/>
-        </w:numPr>
-        <w:tabs>
-          <w:tab w:val="clear" w:pos="1440"/>
-          <w:tab w:val="num" w:pos="1788"/>
-        </w:tabs>
-        <w:ind w:left="1788"/>
-      </w:pPr>
-      <w:r>
-        <w:t xml:space="preserve">Als anderer Nutzer: „403 </w:t>
-      </w:r>
-      <w:proofErr w:type="spellStart"/>
-      <w:r>
-        <w:t>Forbidden</w:t>
-      </w:r>
-      <w:proofErr w:type="spellEnd"/>
-      <w:r>
-        <w:t>“ wie erwartet.</w:t>
-      </w:r>
-    </w:p>
-    <w:p>
-      <w:pPr>
-        <w:numPr>
-          <w:ilvl w:val="0"/>
-          <w:numId w:val="24"/>
-        </w:numPr>
-        <w:tabs>
-          <w:tab w:val="clear" w:pos="720"/>
-          <w:tab w:val="num" w:pos="1068"/>
-        </w:tabs>
-        <w:ind w:left="1068"/>
-      </w:pPr>
-      <w:r>
-        <w:t xml:space="preserve">DELETE </w:t>
-      </w:r>
-      <w:r>
-        <w:rPr>
-          <w:i/>
-          <w:iCs/>
-        </w:rPr>
-        <w:t>/</w:t>
-      </w:r>
-      <w:proofErr w:type="spellStart"/>
-      <w:r>
-        <w:rPr>
-          <w:i/>
-          <w:iCs/>
-        </w:rPr>
-        <w:t>api</w:t>
-      </w:r>
-      <w:proofErr w:type="spellEnd"/>
-      <w:r>
-        <w:rPr>
-          <w:i/>
-          <w:iCs/>
-        </w:rPr>
-        <w:t>/</w:t>
-      </w:r>
-      <w:proofErr w:type="spellStart"/>
-      <w:r>
-        <w:rPr>
-          <w:i/>
-          <w:iCs/>
-        </w:rPr>
-        <w:t>media</w:t>
-      </w:r>
-      <w:proofErr w:type="spellEnd"/>
-      <w:r>
-        <w:rPr>
-          <w:i/>
-          <w:iCs/>
-        </w:rPr>
-        <w:t>/{</w:t>
-      </w:r>
-      <w:proofErr w:type="spellStart"/>
-      <w:r>
-        <w:rPr>
-          <w:i/>
-          <w:iCs/>
-        </w:rPr>
-        <w:t>id</w:t>
-      </w:r>
-      <w:proofErr w:type="spellEnd"/>
-      <w:r>
-        <w:rPr>
-          <w:i/>
-          <w:iCs/>
-        </w:rPr>
-        <w:t>}</w:t>
-      </w:r>
-      <w:r>
-        <w:t xml:space="preserve"> getestet:</w:t>
-      </w:r>
-    </w:p>
-    <w:p>
-      <w:pPr>
-        <w:numPr>
-          <w:ilvl w:val="1"/>
-          <w:numId w:val="24"/>
-        </w:numPr>
-        <w:tabs>
-          <w:tab w:val="clear" w:pos="1440"/>
-          <w:tab w:val="num" w:pos="1788"/>
-        </w:tabs>
-        <w:ind w:left="1788"/>
-      </w:pPr>
-      <w:r>
-        <w:t>Als Ersteller: erfolgreich löschbar.</w:t>
-      </w:r>
-    </w:p>
-    <w:p>
-      <w:pPr>
-        <w:numPr>
-          <w:ilvl w:val="1"/>
-          <w:numId w:val="24"/>
-        </w:numPr>
-        <w:tabs>
-          <w:tab w:val="clear" w:pos="1440"/>
-          <w:tab w:val="num" w:pos="1788"/>
-        </w:tabs>
-        <w:ind w:left="1788"/>
-      </w:pPr>
-      <w:r>
-        <w:t>Als anderer Nutzer: Zugriff verweigert.</w:t>
-      </w:r>
-    </w:p>
-    <w:p>
-      <w:pPr>
-        <w:pStyle w:val="Listenabsatz"/>
-        <w:numPr>
-          <w:ilvl w:val="0"/>
-          <w:numId w:val="26"/>
-        </w:numPr>
-        <w:ind w:left="1068"/>
-      </w:pPr>
-      <w:r>
-        <w:rPr>
-          <w:b/>
-          <w:bCs/>
-        </w:rPr>
-        <w:t>Token-Authentifizierung</w:t>
-      </w:r>
-    </w:p>
-    <w:p>
-      <w:pPr>
-        <w:numPr>
-          <w:ilvl w:val="0"/>
-          <w:numId w:val="25"/>
-        </w:numPr>
-        <w:tabs>
-          <w:tab w:val="clear" w:pos="720"/>
-          <w:tab w:val="num" w:pos="1068"/>
-        </w:tabs>
-        <w:ind w:left="1068"/>
-        <w:rPr>
-          <w:lang w:val="en-US"/>
-        </w:rPr>
-      </w:pPr>
-      <w:r>
-        <w:rPr>
-          <w:lang w:val="en-US"/>
-        </w:rPr>
-        <w:t xml:space="preserve">Requests </w:t>
-      </w:r>
-      <w:proofErr w:type="spellStart"/>
-      <w:r>
-        <w:rPr>
-          <w:lang w:val="en-US"/>
-        </w:rPr>
-        <w:t>ohne</w:t>
-      </w:r>
-      <w:proofErr w:type="spellEnd"/>
-      <w:r>
-        <w:rPr>
-          <w:lang w:val="en-US"/>
-        </w:rPr>
-        <w:t xml:space="preserve"> Token → </w:t>
-      </w:r>
-      <w:proofErr w:type="spellStart"/>
-      <w:r>
-        <w:rPr>
-          <w:lang w:val="en-US"/>
-        </w:rPr>
-        <w:t>korrektes</w:t>
-      </w:r>
-      <w:proofErr w:type="spellEnd"/>
-      <w:r>
-        <w:rPr>
-          <w:lang w:val="en-US"/>
-        </w:rPr>
-        <w:t xml:space="preserve"> „401 Unauthorized“.</w:t>
-      </w:r>
-    </w:p>
-    <w:p>
-      <w:pPr>
-        <w:numPr>
-          <w:ilvl w:val="0"/>
-          <w:numId w:val="25"/>
-        </w:numPr>
-        <w:tabs>
-          <w:tab w:val="clear" w:pos="720"/>
-          <w:tab w:val="num" w:pos="1068"/>
-        </w:tabs>
-        <w:ind w:left="1068"/>
-      </w:pPr>
-      <w:proofErr w:type="spellStart"/>
-      <w:r>
-        <w:t>Requests</w:t>
-      </w:r>
-      <w:proofErr w:type="spellEnd"/>
-      <w:r>
-        <w:t xml:space="preserve"> mit abgelaufenem/ungültigem Token → abgewiesen.</w:t>
-      </w:r>
-    </w:p>
-    <w:p>
-      <w:pPr>
-        <w:numPr>
-          <w:ilvl w:val="0"/>
-          <w:numId w:val="25"/>
-        </w:numPr>
-        <w:tabs>
-          <w:tab w:val="clear" w:pos="720"/>
-          <w:tab w:val="num" w:pos="1068"/>
-        </w:tabs>
-        <w:ind w:left="1068"/>
-      </w:pPr>
-      <w:r>
-        <w:t>Token zwischen unterschiedlichen User-Sessions gewechselt und Verhalten geprüft.</w:t>
+        <w:t>Response Codes: 200/201, 401, 403, 404</w:t>
       </w:r>
     </w:p>
     <w:p/>
     <w:p>
       <w:pPr>
+        <w:pStyle w:val="berschrift2"/>
+      </w:pPr>
+      <w:bookmarkStart w:id="19" w:name="_Toc220634424"/>
+      <w:r>
+        <w:t xml:space="preserve">Unit </w:t>
+      </w:r>
+      <w:proofErr w:type="spellStart"/>
+      <w:r>
+        <w:t>Testing</w:t>
+      </w:r>
+      <w:proofErr w:type="spellEnd"/>
+      <w:r>
+        <w:t xml:space="preserve"> Strategie &amp; Coverage</w:t>
+      </w:r>
+      <w:bookmarkEnd w:id="19"/>
+    </w:p>
+    <w:p>
+      <w:r>
+        <w:rPr>
+          <w:b/>
+          <w:bCs/>
+        </w:rPr>
+        <w:t>Ziel</w:t>
+      </w:r>
+      <w:r>
+        <w:t xml:space="preserve">: Kernlogik von Systemklassen (User, Session, </w:t>
+      </w:r>
+      <w:proofErr w:type="spellStart"/>
+      <w:r>
+        <w:t>MediaEntry</w:t>
+      </w:r>
+      <w:proofErr w:type="spellEnd"/>
+      <w:r>
+        <w:t xml:space="preserve">, Rating, Favorite, </w:t>
+      </w:r>
+      <w:proofErr w:type="spellStart"/>
+      <w:r>
+        <w:t>RatingLike</w:t>
+      </w:r>
+      <w:proofErr w:type="spellEnd"/>
+      <w:r>
+        <w:t>) testen</w:t>
+      </w:r>
+    </w:p>
+    <w:p>
+      <w:r>
+        <w:rPr>
+          <w:b/>
+          <w:bCs/>
+        </w:rPr>
+        <w:t>Testarten</w:t>
+      </w:r>
+      <w:r>
+        <w:t>:</w:t>
+      </w:r>
+    </w:p>
+    <w:p>
+      <w:pPr>
+        <w:numPr>
+          <w:ilvl w:val="0"/>
+          <w:numId w:val="31"/>
+        </w:numPr>
+      </w:pPr>
+      <w:r>
+        <w:t>Erfolgreiche CRUD-Operationen</w:t>
+      </w:r>
+    </w:p>
+    <w:p>
+      <w:pPr>
+        <w:numPr>
+          <w:ilvl w:val="0"/>
+          <w:numId w:val="31"/>
+        </w:numPr>
+      </w:pPr>
+      <w:r>
+        <w:t>Validierungen (z.</w:t>
+      </w:r>
+      <w:r>
+        <w:rPr>
+          <w:rFonts w:ascii="Arial" w:hAnsi="Arial" w:cs="Arial"/>
+        </w:rPr>
+        <w:t> </w:t>
+      </w:r>
+      <w:r>
+        <w:t>B. doppelte Ratings, nicht-existente Medien)</w:t>
+      </w:r>
+    </w:p>
+    <w:p>
+      <w:pPr>
+        <w:numPr>
+          <w:ilvl w:val="0"/>
+          <w:numId w:val="31"/>
+        </w:numPr>
+      </w:pPr>
+      <w:r>
+        <w:t>Edge Cases (Leere Listen, falsche IDs)</w:t>
+      </w:r>
+    </w:p>
+    <w:p>
+      <w:r>
+        <w:rPr>
+          <w:b/>
+          <w:bCs/>
+        </w:rPr>
+        <w:t>Coverage</w:t>
+      </w:r>
+      <w:r>
+        <w:t>: Alle öffentlichen Methoden der Systemklassen abgedeckt, Handler teilweise über Integrationstests in Postman</w:t>
+      </w:r>
+    </w:p>
+    <w:p/>
+    <w:p/>
+    <w:p>
+      <w:pPr>
         <w:pStyle w:val="berschrift1"/>
         <w:rPr>
           <w:lang w:val="de-DE"/>
         </w:rPr>
       </w:pPr>
-      <w:bookmarkStart w:id="17" w:name="_Toc215695589"/>
+      <w:bookmarkStart w:id="20" w:name="_Toc220634425"/>
       <w:r>
         <w:rPr>
           <w:lang w:val="de-DE"/>
@@ -4852,7 +4754,7 @@
         <w:lastRenderedPageBreak/>
         <w:t>UML-Diagramm</w:t>
       </w:r>
-      <w:bookmarkEnd w:id="17"/>
+      <w:bookmarkEnd w:id="20"/>
     </w:p>
     <w:p>
       <w:pPr>
@@ -4882,7 +4784,7 @@
                     </pic:cNvPicPr>
                   </pic:nvPicPr>
                   <pic:blipFill>
-                    <a:blip r:embed="rId6">
+                    <a:blip r:embed="rId8">
                       <a:extLst>
                         <a:ext uri="{28A0092B-C50C-407E-A947-70E740481C1C}">
                           <a14:useLocalDpi xmlns:a14="http://schemas.microsoft.com/office/drawing/2010/main" val="0"/>
@@ -4934,31 +4836,132 @@
           <w:lang w:val="de-DE"/>
         </w:rPr>
       </w:pPr>
-      <w:bookmarkStart w:id="18" w:name="_Toc215695590"/>
+      <w:bookmarkStart w:id="21" w:name="_Toc220634426"/>
+      <w:proofErr w:type="spellStart"/>
       <w:r>
         <w:rPr>
           <w:lang w:val="de-DE"/>
         </w:rPr>
         <w:lastRenderedPageBreak/>
-        <w:t>Links</w:t>
-      </w:r>
-      <w:bookmarkEnd w:id="18"/>
+        <w:t>Lessons</w:t>
+      </w:r>
+      <w:proofErr w:type="spellEnd"/>
+      <w:r>
+        <w:rPr>
+          <w:lang w:val="de-DE"/>
+        </w:rPr>
+        <w:t xml:space="preserve"> Learned</w:t>
+      </w:r>
+      <w:bookmarkEnd w:id="21"/>
     </w:p>
     <w:p>
+      <w:r>
+        <w:rPr>
+          <w:rFonts w:hAnsi="Symbol"/>
+        </w:rPr>
+        <w:t></w:t>
+      </w:r>
+      <w:r>
+        <w:t xml:space="preserve">  </w:t>
+      </w:r>
+      <w:r>
+        <w:rPr>
+          <w:rStyle w:val="Fett"/>
+        </w:rPr>
+        <w:t>Clean Architecture</w:t>
+      </w:r>
+      <w:r>
+        <w:t xml:space="preserve"> erleichtert Erweiterungen (z.</w:t>
+      </w:r>
+      <w:r>
+        <w:rPr>
+          <w:rFonts w:ascii="Arial" w:hAnsi="Arial" w:cs="Arial"/>
+        </w:rPr>
+        <w:t> </w:t>
+      </w:r>
+      <w:r>
+        <w:t>B. neue Handler)</w:t>
+      </w:r>
+    </w:p>
+    <w:p>
+      <w:r>
+        <w:rPr>
+          <w:rFonts w:hAnsi="Symbol"/>
+        </w:rPr>
+        <w:t></w:t>
+      </w:r>
+      <w:r>
+        <w:t xml:space="preserve">  </w:t>
+      </w:r>
+      <w:r>
+        <w:rPr>
+          <w:rStyle w:val="Fett"/>
+        </w:rPr>
+        <w:t>In-Memory vs. Datenbank</w:t>
+      </w:r>
+      <w:r>
+        <w:t>: schneller Prototypenbau, Migration zu PostgreSQL erfordert nur Anpassung der Systemklassen</w:t>
+      </w:r>
+    </w:p>
+    <w:p>
+      <w:r>
+        <w:rPr>
+          <w:rFonts w:hAnsi="Symbol"/>
+        </w:rPr>
+        <w:t></w:t>
+      </w:r>
+      <w:r>
+        <w:t xml:space="preserve">  </w:t>
+      </w:r>
+      <w:r>
+        <w:rPr>
+          <w:rStyle w:val="Fett"/>
+        </w:rPr>
+        <w:t>Token-basierte Auth</w:t>
+      </w:r>
+      <w:r>
+        <w:t xml:space="preserve">: robust, aber Testbarkeit erfordert </w:t>
+      </w:r>
+      <w:proofErr w:type="spellStart"/>
+      <w:r>
+        <w:t>Mocking</w:t>
+      </w:r>
+      <w:proofErr w:type="spellEnd"/>
+      <w:r>
+        <w:t xml:space="preserve"> oder Postman/Integrationstests</w:t>
+      </w:r>
+    </w:p>
+    <w:p>
+      <w:pPr>
+        <w:pStyle w:val="berschrift1"/>
+        <w:rPr>
+          <w:lang w:val="de-DE"/>
+        </w:rPr>
+      </w:pPr>
+      <w:bookmarkStart w:id="22" w:name="_Toc220634427"/>
+      <w:r>
+        <w:rPr>
+          <w:lang w:val="de-DE"/>
+        </w:rPr>
+        <w:t>Links</w:t>
+      </w:r>
+      <w:bookmarkEnd w:id="22"/>
+    </w:p>
+    <w:p>
       <w:pPr>
         <w:pStyle w:val="berschrift2"/>
         <w:rPr>
           <w:lang w:val="de-DE"/>
         </w:rPr>
       </w:pPr>
-      <w:bookmarkStart w:id="19" w:name="_Toc215695591"/>
+      <w:bookmarkStart w:id="23" w:name="_Toc220634428"/>
       <w:r>
         <w:rPr>
           <w:lang w:val="de-DE"/>
         </w:rPr>
         <w:t>GitHub-Repository:</w:t>
       </w:r>
-      <w:bookmarkEnd w:id="19"/>
+      <w:bookmarkEnd w:id="23"/>
     </w:p>
     <w:p>
       <w:pPr>
@@ -4968,7 +4971,7 @@
           <w:lang w:val="de-DE"/>
         </w:rPr>
       </w:pPr>
-      <w:hyperlink r:id="rId7" w:history="1">
+      <w:hyperlink r:id="rId9" w:history="1">
         <w:r>
           <w:rPr>
             <w:rStyle w:val="Hyperlink"/>
@@ -5006,6 +5009,56 @@
 </w:document>
 </file>
 
+<file path=word/endnotes.xml><?xml version="1.0" encoding="utf-8"?>
+<w:endnotes xmlns:wpc="http://schemas.microsoft.com/office/word/2010/wordprocessingCanvas" xmlns:cx="http://schemas.microsoft.com/office/drawing/2014/chartex" xmlns:cx1="http://schemas.microsoft.com/office/drawing/2015/9/8/chartex" xmlns:cx2="http://schemas.microsoft.com/office/drawing/2015/10/21/chartex" xmlns:cx3="http://schemas.microsoft.com/office/drawing/2016/5/9/chartex" xmlns:cx4="http://schemas.microsoft.com/office/drawing/2016/5/10/chartex" xmlns:cx5="http://schemas.microsoft.com/office/drawing/2016/5/11/chartex" xmlns:cx6="http://schemas.microsoft.com/office/drawing/2016/5/12/chartex" xmlns:cx7="http://schemas.microsoft.com/office/drawing/2016/5/13/chartex" xmlns:cx8="http://schemas.microsoft.com/office/drawing/2016/5/14/chartex" xmlns:mc="http://schemas.openxmlformats.org/markup-compatibility/2006" xmlns:aink="http://schemas.microsoft.com/office/drawing/2016/ink" xmlns:am3d="http://schemas.microsoft.com/office/drawing/2017/model3d" xmlns:o="urn:schemas-microsoft-com:office:office" xmlns:oel="http://schemas.microsoft.com/office/2019/extlst" xmlns:r="http://schemas.openxmlformats.org/officeDocument/2006/relationships" xmlns:m="http://schemas.openxmlformats.org/officeDocument/2006/math" xmlns:v="urn:schemas-microsoft-com:vml" xmlns:wp14="http://schemas.microsoft.com/office/word/2010/wordprocessingDrawing" xmlns:wp="http://schemas.openxmlformats.org/drawingml/2006/wordprocessingDrawing" xmlns:w10="urn:schemas-microsoft-com:office:word" xmlns:w="http://schemas.openxmlformats.org/wordprocessingml/2006/main" xmlns:w14="http://schemas.microsoft.com/office/word/2010/wordml" xmlns:w15="http://schemas.microsoft.com/office/word/2012/wordml" xmlns:w16cex="http://schemas.microsoft.com/office/word/2018/wordml/cex" xmlns:w16cid="http://schemas.microsoft.com/office/word/2016/wordml/cid" xmlns:w16="http://schemas.microsoft.com/office/word/2018/wordml" xmlns:w16du="http://schemas.microsoft.com/office/word/2023/wordml/word16du" xmlns:w16sdtdh="http://schemas.microsoft.com/office/word/2020/wordml/sdtdatahash" xmlns:w16sdtfl="http://schemas.microsoft.com/office/word/2024/wordml/sdtformatlock" xmlns:w16se="http://schemas.microsoft.com/office/word/2015/wordml/symex" xmlns:wpg="http://schemas.microsoft.com/office/word/2010/wordprocessingGroup" xmlns:wpi="http://schemas.microsoft.com/office/word/2010/wordprocessingInk" xmlns:wne="http://schemas.microsoft.com/office/word/2006/wordml" xmlns:wps="http://schemas.microsoft.com/office/word/2010/wordprocessingShape" mc:Ignorable="w14 w15 w16se w16cid w16 w16cex w16sdtdh w16sdtfl w16du wp14">
+  <w:endnote w:type="separator" w:id="-1">
+    <w:p>
+      <w:pPr>
+        <w:spacing w:after="0" w:line="240" w:lineRule="auto"/>
+      </w:pPr>
+      <w:r>
+        <w:separator/>
+      </w:r>
+    </w:p>
+  </w:endnote>
+  <w:endnote w:type="continuationSeparator" w:id="0">
+    <w:p>
+      <w:pPr>
+        <w:spacing w:after="0" w:line="240" w:lineRule="auto"/>
+      </w:pPr>
+      <w:r>
+        <w:continuationSeparator/>
+      </w:r>
+    </w:p>
+  </w:endnote>
+</w:endnotes>
+</file>
+
+<file path=word/footnotes.xml><?xml version="1.0" encoding="utf-8"?>
+<w:footnotes xmlns:wpc="http://schemas.microsoft.com/office/word/2010/wordprocessingCanvas" xmlns:cx="http://schemas.microsoft.com/office/drawing/2014/chartex" xmlns:cx1="http://schemas.microsoft.com/office/drawing/2015/9/8/chartex" xmlns:cx2="http://schemas.microsoft.com/office/drawing/2015/10/21/chartex" xmlns:cx3="http://schemas.microsoft.com/office/drawing/2016/5/9/chartex" xmlns:cx4="http://schemas.microsoft.com/office/drawing/2016/5/10/chartex" xmlns:cx5="http://schemas.microsoft.com/office/drawing/2016/5/11/chartex" xmlns:cx6="http://schemas.microsoft.com/office/drawing/2016/5/12/chartex" xmlns:cx7="http://schemas.microsoft.com/office/drawing/2016/5/13/chartex" xmlns:cx8="http://schemas.microsoft.com/office/drawing/2016/5/14/chartex" xmlns:mc="http://schemas.openxmlformats.org/markup-compatibility/2006" xmlns:aink="http://schemas.microsoft.com/office/drawing/2016/ink" xmlns:am3d="http://schemas.microsoft.com/office/drawing/2017/model3d" xmlns:o="urn:schemas-microsoft-com:office:office" xmlns:oel="http://schemas.microsoft.com/office/2019/extlst" xmlns:r="http://schemas.openxmlformats.org/officeDocument/2006/relationships" xmlns:m="http://schemas.openxmlformats.org/officeDocument/2006/math" xmlns:v="urn:schemas-microsoft-com:vml" xmlns:wp14="http://schemas.microsoft.com/office/word/2010/wordprocessingDrawing" xmlns:wp="http://schemas.openxmlformats.org/drawingml/2006/wordprocessingDrawing" xmlns:w10="urn:schemas-microsoft-com:office:word" xmlns:w="http://schemas.openxmlformats.org/wordprocessingml/2006/main" xmlns:w14="http://schemas.microsoft.com/office/word/2010/wordml" xmlns:w15="http://schemas.microsoft.com/office/word/2012/wordml" xmlns:w16cex="http://schemas.microsoft.com/office/word/2018/wordml/cex" xmlns:w16cid="http://schemas.microsoft.com/office/word/2016/wordml/cid" xmlns:w16="http://schemas.microsoft.com/office/word/2018/wordml" xmlns:w16du="http://schemas.microsoft.com/office/word/2023/wordml/word16du" xmlns:w16sdtdh="http://schemas.microsoft.com/office/word/2020/wordml/sdtdatahash" xmlns:w16sdtfl="http://schemas.microsoft.com/office/word/2024/wordml/sdtformatlock" xmlns:w16se="http://schemas.microsoft.com/office/word/2015/wordml/symex" xmlns:wpg="http://schemas.microsoft.com/office/word/2010/wordprocessingGroup" xmlns:wpi="http://schemas.microsoft.com/office/word/2010/wordprocessingInk" xmlns:wne="http://schemas.microsoft.com/office/word/2006/wordml" xmlns:wps="http://schemas.microsoft.com/office/word/2010/wordprocessingShape" mc:Ignorable="w14 w15 w16se w16cid w16 w16cex w16sdtdh w16sdtfl w16du wp14">
+  <w:footnote w:type="separator" w:id="-1">
+    <w:p>
+      <w:pPr>
+        <w:spacing w:after="0" w:line="240" w:lineRule="auto"/>
+      </w:pPr>
+      <w:r>
+        <w:separator/>
+      </w:r>
+    </w:p>
+  </w:footnote>
+  <w:footnote w:type="continuationSeparator" w:id="0">
+    <w:p>
+      <w:pPr>
+        <w:spacing w:after="0" w:line="240" w:lineRule="auto"/>
+      </w:pPr>
+      <w:r>
+        <w:continuationSeparator/>
+      </w:r>
+    </w:p>
+  </w:footnote>
+</w:footnotes>
+</file>
+
 <file path=word/numbering.xml><?xml version="1.0" encoding="utf-8"?>
 <w:numbering xmlns:wpc="http://schemas.microsoft.com/office/word/2010/wordprocessingCanvas" xmlns:cx="http://schemas.microsoft.com/office/drawing/2014/chartex" xmlns:cx1="http://schemas.microsoft.com/office/drawing/2015/9/8/chartex" xmlns:cx2="http://schemas.microsoft.com/office/drawing/2015/10/21/chartex" xmlns:cx3="http://schemas.microsoft.com/office/drawing/2016/5/9/chartex" xmlns:cx4="http://schemas.microsoft.com/office/drawing/2016/5/10/chartex" xmlns:cx5="http://schemas.microsoft.com/office/drawing/2016/5/11/chartex" xmlns:cx6="http://schemas.microsoft.com/office/drawing/2016/5/12/chartex" xmlns:cx7="http://schemas.microsoft.com/office/drawing/2016/5/13/chartex" xmlns:cx8="http://schemas.microsoft.com/office/drawing/2016/5/14/chartex" xmlns:mc="http://schemas.openxmlformats.org/markup-compatibility/2006" xmlns:aink="http://schemas.microsoft.com/office/drawing/2016/ink" xmlns:am3d="http://schemas.microsoft.com/office/drawing/2017/model3d" xmlns:o="urn:schemas-microsoft-com:office:office" xmlns:oel="http://schemas.microsoft.com/office/2019/extlst" xmlns:r="http://schemas.openxmlformats.org/officeDocument/2006/relationships" xmlns:m="http://schemas.openxmlformats.org/officeDocument/2006/math" xmlns:v="urn:schemas-microsoft-com:vml" xmlns:wp14="http://schemas.microsoft.com/office/word/2010/wordprocessingDrawing" xmlns:wp="http://schemas.openxmlformats.org/drawingml/2006/wordprocessingDrawing" xmlns:w10="urn:schemas-microsoft-com:office:word" xmlns:w="http://schemas.openxmlformats.org/wordprocessingml/2006/main" xmlns:w14="http://schemas.microsoft.com/office/word/2010/wordml" xmlns:w15="http://schemas.microsoft.com/office/word/2012/wordml" xmlns:w16cex="http://schemas.microsoft.com/office/word/2018/wordml/cex" xmlns:w16cid="http://schemas.microsoft.com/office/word/2016/wordml/cid" xmlns:w16="http://schemas.microsoft.com/office/word/2018/wordml" xmlns:w16du="http://schemas.microsoft.com/office/word/2023/wordml/word16du" xmlns:w16sdtdh="http://schemas.microsoft.com/office/word/2020/wordml/sdtdatahash" xmlns:w16sdtfl="http://schemas.microsoft.com/office/word/2024/wordml/sdtformatlock" xmlns:w16se="http://schemas.microsoft.com/office/word/2015/wordml/symex" xmlns:wpg="http://schemas.microsoft.com/office/word/2010/wordprocessingGroup" xmlns:wpi="http://schemas.microsoft.com/office/word/2010/wordprocessingInk" xmlns:wne="http://schemas.microsoft.com/office/word/2006/wordml" xmlns:wps="http://schemas.microsoft.com/office/word/2010/wordprocessingShape" mc:Ignorable="w14 w15 w16se w16cid w16 w16cex w16sdtdh w16sdtfl w16du wp14">
   <w:abstractNum w:abstractNumId="0" w15:restartNumberingAfterBreak="0">
@@ -5718,6 +5771,119 @@
     </w:lvl>
   </w:abstractNum>
   <w:abstractNum w:abstractNumId="5" w15:restartNumberingAfterBreak="0">
+    <w:nsid w:val="1AD2281A"/>
+    <w:multiLevelType w:val="hybridMultilevel"/>
+    <w:tmpl w:val="73760042"/>
+    <w:lvl w:ilvl="0" w:tplc="0C070001">
+      <w:start w:val="1"/>
+      <w:numFmt w:val="bullet"/>
+      <w:lvlText w:val=""/>
+      <w:lvlJc w:val="left"/>
+      <w:pPr>
+        <w:ind w:left="720" w:hanging="360"/>
+      </w:pPr>
+      <w:rPr>
+        <w:rFonts w:ascii="Symbol" w:hAnsi="Symbol" w:hint="default"/>
+      </w:rPr>
+    </w:lvl>
+    <w:lvl w:ilvl="1" w:tplc="0C070003" w:tentative="1">
+      <w:start w:val="1"/>
+      <w:numFmt w:val="bullet"/>
+      <w:lvlText w:val="o"/>
+      <w:lvlJc w:val="left"/>
+      <w:pPr>
+        <w:ind w:left="1440" w:hanging="360"/>
+      </w:pPr>
+      <w:rPr>
+        <w:rFonts w:ascii="Courier New" w:hAnsi="Courier New" w:cs="Courier New" w:hint="default"/>
+      </w:rPr>
+    </w:lvl>
+    <w:lvl w:ilvl="2" w:tplc="0C070005" w:tentative="1">
+      <w:start w:val="1"/>
+      <w:numFmt w:val="bullet"/>
+      <w:lvlText w:val=""/>
+      <w:lvlJc w:val="left"/>
+      <w:pPr>
+        <w:ind w:left="2160" w:hanging="360"/>
+      </w:pPr>
+      <w:rPr>
+        <w:rFonts w:ascii="Wingdings" w:hAnsi="Wingdings" w:hint="default"/>
+      </w:rPr>
+    </w:lvl>
+    <w:lvl w:ilvl="3" w:tplc="0C070001" w:tentative="1">
+      <w:start w:val="1"/>
+      <w:numFmt w:val="bullet"/>
+      <w:lvlText w:val=""/>
+      <w:lvlJc w:val="left"/>
+      <w:pPr>
+        <w:ind w:left="2880" w:hanging="360"/>
+      </w:pPr>
+      <w:rPr>
+        <w:rFonts w:ascii="Symbol" w:hAnsi="Symbol" w:hint="default"/>
+      </w:rPr>
+    </w:lvl>
+    <w:lvl w:ilvl="4" w:tplc="0C070003" w:tentative="1">
+      <w:start w:val="1"/>
+      <w:numFmt w:val="bullet"/>
+      <w:lvlText w:val="o"/>
+      <w:lvlJc w:val="left"/>
+      <w:pPr>
+        <w:ind w:left="3600" w:hanging="360"/>
+      </w:pPr>
+      <w:rPr>
+        <w:rFonts w:ascii="Courier New" w:hAnsi="Courier New" w:cs="Courier New" w:hint="default"/>
+      </w:rPr>
+    </w:lvl>
+    <w:lvl w:ilvl="5" w:tplc="0C070005" w:tentative="1">
+      <w:start w:val="1"/>
+      <w:numFmt w:val="bullet"/>
+      <w:lvlText w:val=""/>
+      <w:lvlJc w:val="left"/>
+      <w:pPr>
+        <w:ind w:left="4320" w:hanging="360"/>
+      </w:pPr>
+      <w:rPr>
+        <w:rFonts w:ascii="Wingdings" w:hAnsi="Wingdings" w:hint="default"/>
+      </w:rPr>
+    </w:lvl>
+    <w:lvl w:ilvl="6" w:tplc="0C070001" w:tentative="1">
+      <w:start w:val="1"/>
+      <w:numFmt w:val="bullet"/>
+      <w:lvlText w:val=""/>
+      <w:lvlJc w:val="left"/>
+      <w:pPr>
+        <w:ind w:left="5040" w:hanging="360"/>
+      </w:pPr>
+      <w:rPr>
+        <w:rFonts w:ascii="Symbol" w:hAnsi="Symbol" w:hint="default"/>
+      </w:rPr>
+    </w:lvl>
+    <w:lvl w:ilvl="7" w:tplc="0C070003" w:tentative="1">
+      <w:start w:val="1"/>
+      <w:numFmt w:val="bullet"/>
+      <w:lvlText w:val="o"/>
+      <w:lvlJc w:val="left"/>
+      <w:pPr>
+        <w:ind w:left="5760" w:hanging="360"/>
+      </w:pPr>
+      <w:rPr>
+        <w:rFonts w:ascii="Courier New" w:hAnsi="Courier New" w:cs="Courier New" w:hint="default"/>
+      </w:rPr>
+    </w:lvl>
+    <w:lvl w:ilvl="8" w:tplc="0C070005" w:tentative="1">
+      <w:start w:val="1"/>
+      <w:numFmt w:val="bullet"/>
+      <w:lvlText w:val=""/>
+      <w:lvlJc w:val="left"/>
+      <w:pPr>
+        <w:ind w:left="6480" w:hanging="360"/>
+      </w:pPr>
+      <w:rPr>
+        <w:rFonts w:ascii="Wingdings" w:hAnsi="Wingdings" w:hint="default"/>
+      </w:rPr>
+    </w:lvl>
+  </w:abstractNum>
+  <w:abstractNum w:abstractNumId="6" w15:restartNumberingAfterBreak="0">
     <w:nsid w:val="23202A20"/>
     <w:multiLevelType w:val="multilevel"/>
     <w:tmpl w:val="A6B03634"/>
@@ -5866,7 +6032,7 @@
       </w:rPr>
     </w:lvl>
   </w:abstractNum>
-  <w:abstractNum w:abstractNumId="6" w15:restartNumberingAfterBreak="0">
+  <w:abstractNum w:abstractNumId="7" w15:restartNumberingAfterBreak="0">
     <w:nsid w:val="28B90E4B"/>
     <w:multiLevelType w:val="multilevel"/>
     <w:tmpl w:val="0C070025"/>
@@ -5964,7 +6130,7 @@
       </w:pPr>
     </w:lvl>
   </w:abstractNum>
-  <w:abstractNum w:abstractNumId="7" w15:restartNumberingAfterBreak="0">
+  <w:abstractNum w:abstractNumId="8" w15:restartNumberingAfterBreak="0">
     <w:nsid w:val="29A43D88"/>
     <w:multiLevelType w:val="multilevel"/>
     <w:tmpl w:val="A3E62694"/>
@@ -6113,7 +6279,7 @@
       </w:rPr>
     </w:lvl>
   </w:abstractNum>
-  <w:abstractNum w:abstractNumId="8" w15:restartNumberingAfterBreak="0">
+  <w:abstractNum w:abstractNumId="9" w15:restartNumberingAfterBreak="0">
     <w:nsid w:val="2B07556A"/>
     <w:multiLevelType w:val="multilevel"/>
     <w:tmpl w:val="0D8E4A08"/>
@@ -6262,7 +6428,7 @@
       </w:rPr>
     </w:lvl>
   </w:abstractNum>
-  <w:abstractNum w:abstractNumId="9" w15:restartNumberingAfterBreak="0">
+  <w:abstractNum w:abstractNumId="10" w15:restartNumberingAfterBreak="0">
     <w:nsid w:val="2FF45C04"/>
     <w:multiLevelType w:val="multilevel"/>
     <w:tmpl w:val="A28697A4"/>
@@ -6411,7 +6577,7 @@
       </w:rPr>
     </w:lvl>
   </w:abstractNum>
-  <w:abstractNum w:abstractNumId="10" w15:restartNumberingAfterBreak="0">
+  <w:abstractNum w:abstractNumId="11" w15:restartNumberingAfterBreak="0">
     <w:nsid w:val="39C85F0C"/>
     <w:multiLevelType w:val="hybridMultilevel"/>
     <w:tmpl w:val="E446ED2A"/>
@@ -6500,7 +6666,156 @@
       </w:pPr>
     </w:lvl>
   </w:abstractNum>
-  <w:abstractNum w:abstractNumId="11" w15:restartNumberingAfterBreak="0">
+  <w:abstractNum w:abstractNumId="12" w15:restartNumberingAfterBreak="0">
+    <w:nsid w:val="3AAF1286"/>
+    <w:multiLevelType w:val="multilevel"/>
+    <w:tmpl w:val="8E444B66"/>
+    <w:lvl w:ilvl="0">
+      <w:start w:val="1"/>
+      <w:numFmt w:val="bullet"/>
+      <w:lvlText w:val=""/>
+      <w:lvlJc w:val="left"/>
+      <w:pPr>
+        <w:tabs>
+          <w:tab w:val="num" w:pos="720"/>
+        </w:tabs>
+        <w:ind w:left="720" w:hanging="360"/>
+      </w:pPr>
+      <w:rPr>
+        <w:rFonts w:ascii="Symbol" w:hAnsi="Symbol" w:hint="default"/>
+        <w:sz w:val="20"/>
+      </w:rPr>
+    </w:lvl>
+    <w:lvl w:ilvl="1" w:tentative="1">
+      <w:start w:val="1"/>
+      <w:numFmt w:val="bullet"/>
+      <w:lvlText w:val="o"/>
+      <w:lvlJc w:val="left"/>
+      <w:pPr>
+        <w:tabs>
+          <w:tab w:val="num" w:pos="1440"/>
+        </w:tabs>
+        <w:ind w:left="1440" w:hanging="360"/>
+      </w:pPr>
+      <w:rPr>
+        <w:rFonts w:ascii="Courier New" w:hAnsi="Courier New" w:hint="default"/>
+        <w:sz w:val="20"/>
+      </w:rPr>
+    </w:lvl>
+    <w:lvl w:ilvl="2" w:tentative="1">
+      <w:start w:val="1"/>
+      <w:numFmt w:val="bullet"/>
+      <w:lvlText w:val=""/>
+      <w:lvlJc w:val="left"/>
+      <w:pPr>
+        <w:tabs>
+          <w:tab w:val="num" w:pos="2160"/>
+        </w:tabs>
+        <w:ind w:left="2160" w:hanging="360"/>
+      </w:pPr>
+      <w:rPr>
+        <w:rFonts w:ascii="Wingdings" w:hAnsi="Wingdings" w:hint="default"/>
+        <w:sz w:val="20"/>
+      </w:rPr>
+    </w:lvl>
+    <w:lvl w:ilvl="3" w:tentative="1">
+      <w:start w:val="1"/>
+      <w:numFmt w:val="bullet"/>
+      <w:lvlText w:val=""/>
+      <w:lvlJc w:val="left"/>
+      <w:pPr>
+        <w:tabs>
+          <w:tab w:val="num" w:pos="2880"/>
+        </w:tabs>
+        <w:ind w:left="2880" w:hanging="360"/>
+      </w:pPr>
+      <w:rPr>
+        <w:rFonts w:ascii="Wingdings" w:hAnsi="Wingdings" w:hint="default"/>
+        <w:sz w:val="20"/>
+      </w:rPr>
+    </w:lvl>
+    <w:lvl w:ilvl="4" w:tentative="1">
+      <w:start w:val="1"/>
+      <w:numFmt w:val="bullet"/>
+      <w:lvlText w:val=""/>
+      <w:lvlJc w:val="left"/>
+      <w:pPr>
+        <w:tabs>
+          <w:tab w:val="num" w:pos="3600"/>
+        </w:tabs>
+        <w:ind w:left="3600" w:hanging="360"/>
+      </w:pPr>
+      <w:rPr>
+        <w:rFonts w:ascii="Wingdings" w:hAnsi="Wingdings" w:hint="default"/>
+        <w:sz w:val="20"/>
+      </w:rPr>
+    </w:lvl>
+    <w:lvl w:ilvl="5" w:tentative="1">
+      <w:start w:val="1"/>
+      <w:numFmt w:val="bullet"/>
+      <w:lvlText w:val=""/>
+      <w:lvlJc w:val="left"/>
+      <w:pPr>
+        <w:tabs>
+          <w:tab w:val="num" w:pos="4320"/>
+        </w:tabs>
+        <w:ind w:left="4320" w:hanging="360"/>
+      </w:pPr>
+      <w:rPr>
+        <w:rFonts w:ascii="Wingdings" w:hAnsi="Wingdings" w:hint="default"/>
+        <w:sz w:val="20"/>
+      </w:rPr>
+    </w:lvl>
+    <w:lvl w:ilvl="6" w:tentative="1">
+      <w:start w:val="1"/>
+      <w:numFmt w:val="bullet"/>
+      <w:lvlText w:val=""/>
+      <w:lvlJc w:val="left"/>
+      <w:pPr>
+        <w:tabs>
+          <w:tab w:val="num" w:pos="5040"/>
+        </w:tabs>
+        <w:ind w:left="5040" w:hanging="360"/>
+      </w:pPr>
+      <w:rPr>
+        <w:rFonts w:ascii="Wingdings" w:hAnsi="Wingdings" w:hint="default"/>
+        <w:sz w:val="20"/>
+      </w:rPr>
+    </w:lvl>
+    <w:lvl w:ilvl="7" w:tentative="1">
+      <w:start w:val="1"/>
+      <w:numFmt w:val="bullet"/>
+      <w:lvlText w:val=""/>
+      <w:lvlJc w:val="left"/>
+      <w:pPr>
+        <w:tabs>
+          <w:tab w:val="num" w:pos="5760"/>
+        </w:tabs>
+        <w:ind w:left="5760" w:hanging="360"/>
+      </w:pPr>
+      <w:rPr>
+        <w:rFonts w:ascii="Wingdings" w:hAnsi="Wingdings" w:hint="default"/>
+        <w:sz w:val="20"/>
+      </w:rPr>
+    </w:lvl>
+    <w:lvl w:ilvl="8" w:tentative="1">
+      <w:start w:val="1"/>
+      <w:numFmt w:val="bullet"/>
+      <w:lvlText w:val=""/>
+      <w:lvlJc w:val="left"/>
+      <w:pPr>
+        <w:tabs>
+          <w:tab w:val="num" w:pos="6480"/>
+        </w:tabs>
+        <w:ind w:left="6480" w:hanging="360"/>
+      </w:pPr>
+      <w:rPr>
+        <w:rFonts w:ascii="Wingdings" w:hAnsi="Wingdings" w:hint="default"/>
+        <w:sz w:val="20"/>
+      </w:rPr>
+    </w:lvl>
+  </w:abstractNum>
+  <w:abstractNum w:abstractNumId="13" w15:restartNumberingAfterBreak="0">
     <w:nsid w:val="3FAE4436"/>
     <w:multiLevelType w:val="multilevel"/>
     <w:tmpl w:val="3EA81B84"/>
@@ -6649,7 +6964,156 @@
       </w:rPr>
     </w:lvl>
   </w:abstractNum>
-  <w:abstractNum w:abstractNumId="12" w15:restartNumberingAfterBreak="0">
+  <w:abstractNum w:abstractNumId="14" w15:restartNumberingAfterBreak="0">
+    <w:nsid w:val="46057997"/>
+    <w:multiLevelType w:val="multilevel"/>
+    <w:tmpl w:val="CD0CDA46"/>
+    <w:lvl w:ilvl="0">
+      <w:start w:val="1"/>
+      <w:numFmt w:val="bullet"/>
+      <w:lvlText w:val=""/>
+      <w:lvlJc w:val="left"/>
+      <w:pPr>
+        <w:tabs>
+          <w:tab w:val="num" w:pos="720"/>
+        </w:tabs>
+        <w:ind w:left="720" w:hanging="360"/>
+      </w:pPr>
+      <w:rPr>
+        <w:rFonts w:ascii="Symbol" w:hAnsi="Symbol" w:hint="default"/>
+        <w:sz w:val="20"/>
+      </w:rPr>
+    </w:lvl>
+    <w:lvl w:ilvl="1" w:tentative="1">
+      <w:start w:val="1"/>
+      <w:numFmt w:val="bullet"/>
+      <w:lvlText w:val="o"/>
+      <w:lvlJc w:val="left"/>
+      <w:pPr>
+        <w:tabs>
+          <w:tab w:val="num" w:pos="1440"/>
+        </w:tabs>
+        <w:ind w:left="1440" w:hanging="360"/>
+      </w:pPr>
+      <w:rPr>
+        <w:rFonts w:ascii="Courier New" w:hAnsi="Courier New" w:hint="default"/>
+        <w:sz w:val="20"/>
+      </w:rPr>
+    </w:lvl>
+    <w:lvl w:ilvl="2" w:tentative="1">
+      <w:start w:val="1"/>
+      <w:numFmt w:val="bullet"/>
+      <w:lvlText w:val=""/>
+      <w:lvlJc w:val="left"/>
+      <w:pPr>
+        <w:tabs>
+          <w:tab w:val="num" w:pos="2160"/>
+        </w:tabs>
+        <w:ind w:left="2160" w:hanging="360"/>
+      </w:pPr>
+      <w:rPr>
+        <w:rFonts w:ascii="Wingdings" w:hAnsi="Wingdings" w:hint="default"/>
+        <w:sz w:val="20"/>
+      </w:rPr>
+    </w:lvl>
+    <w:lvl w:ilvl="3" w:tentative="1">
+      <w:start w:val="1"/>
+      <w:numFmt w:val="bullet"/>
+      <w:lvlText w:val=""/>
+      <w:lvlJc w:val="left"/>
+      <w:pPr>
+        <w:tabs>
+          <w:tab w:val="num" w:pos="2880"/>
+        </w:tabs>
+        <w:ind w:left="2880" w:hanging="360"/>
+      </w:pPr>
+      <w:rPr>
+        <w:rFonts w:ascii="Wingdings" w:hAnsi="Wingdings" w:hint="default"/>
+        <w:sz w:val="20"/>
+      </w:rPr>
+    </w:lvl>
+    <w:lvl w:ilvl="4" w:tentative="1">
+      <w:start w:val="1"/>
+      <w:numFmt w:val="bullet"/>
+      <w:lvlText w:val=""/>
+      <w:lvlJc w:val="left"/>
+      <w:pPr>
+        <w:tabs>
+          <w:tab w:val="num" w:pos="3600"/>
+        </w:tabs>
+        <w:ind w:left="3600" w:hanging="360"/>
+      </w:pPr>
+      <w:rPr>
+        <w:rFonts w:ascii="Wingdings" w:hAnsi="Wingdings" w:hint="default"/>
+        <w:sz w:val="20"/>
+      </w:rPr>
+    </w:lvl>
+    <w:lvl w:ilvl="5" w:tentative="1">
+      <w:start w:val="1"/>
+      <w:numFmt w:val="bullet"/>
+      <w:lvlText w:val=""/>
+      <w:lvlJc w:val="left"/>
+      <w:pPr>
+        <w:tabs>
+          <w:tab w:val="num" w:pos="4320"/>
+        </w:tabs>
+        <w:ind w:left="4320" w:hanging="360"/>
+      </w:pPr>
+      <w:rPr>
+        <w:rFonts w:ascii="Wingdings" w:hAnsi="Wingdings" w:hint="default"/>
+        <w:sz w:val="20"/>
+      </w:rPr>
+    </w:lvl>
+    <w:lvl w:ilvl="6" w:tentative="1">
+      <w:start w:val="1"/>
+      <w:numFmt w:val="bullet"/>
+      <w:lvlText w:val=""/>
+      <w:lvlJc w:val="left"/>
+      <w:pPr>
+        <w:tabs>
+          <w:tab w:val="num" w:pos="5040"/>
+        </w:tabs>
+        <w:ind w:left="5040" w:hanging="360"/>
+      </w:pPr>
+      <w:rPr>
+        <w:rFonts w:ascii="Wingdings" w:hAnsi="Wingdings" w:hint="default"/>
+        <w:sz w:val="20"/>
+      </w:rPr>
+    </w:lvl>
+    <w:lvl w:ilvl="7" w:tentative="1">
+      <w:start w:val="1"/>
+      <w:numFmt w:val="bullet"/>
+      <w:lvlText w:val=""/>
+      <w:lvlJc w:val="left"/>
+      <w:pPr>
+        <w:tabs>
+          <w:tab w:val="num" w:pos="5760"/>
+        </w:tabs>
+        <w:ind w:left="5760" w:hanging="360"/>
+      </w:pPr>
+      <w:rPr>
+        <w:rFonts w:ascii="Wingdings" w:hAnsi="Wingdings" w:hint="default"/>
+        <w:sz w:val="20"/>
+      </w:rPr>
+    </w:lvl>
+    <w:lvl w:ilvl="8" w:tentative="1">
+      <w:start w:val="1"/>
+      <w:numFmt w:val="bullet"/>
+      <w:lvlText w:val=""/>
+      <w:lvlJc w:val="left"/>
+      <w:pPr>
+        <w:tabs>
+          <w:tab w:val="num" w:pos="6480"/>
+        </w:tabs>
+        <w:ind w:left="6480" w:hanging="360"/>
+      </w:pPr>
+      <w:rPr>
+        <w:rFonts w:ascii="Wingdings" w:hAnsi="Wingdings" w:hint="default"/>
+        <w:sz w:val="20"/>
+      </w:rPr>
+    </w:lvl>
+  </w:abstractNum>
+  <w:abstractNum w:abstractNumId="15" w15:restartNumberingAfterBreak="0">
     <w:nsid w:val="4B472F9E"/>
     <w:multiLevelType w:val="multilevel"/>
     <w:tmpl w:val="E0E2E072"/>
@@ -6798,7 +7262,7 @@
       </w:rPr>
     </w:lvl>
   </w:abstractNum>
-  <w:abstractNum w:abstractNumId="13" w15:restartNumberingAfterBreak="0">
+  <w:abstractNum w:abstractNumId="16" w15:restartNumberingAfterBreak="0">
     <w:nsid w:val="4D9477D4"/>
     <w:multiLevelType w:val="multilevel"/>
     <w:tmpl w:val="7EA27DFE"/>
@@ -6947,7 +7411,7 @@
       </w:rPr>
     </w:lvl>
   </w:abstractNum>
-  <w:abstractNum w:abstractNumId="14" w15:restartNumberingAfterBreak="0">
+  <w:abstractNum w:abstractNumId="17" w15:restartNumberingAfterBreak="0">
     <w:nsid w:val="4E1B3034"/>
     <w:multiLevelType w:val="multilevel"/>
     <w:tmpl w:val="E2929C8C"/>
@@ -7096,7 +7560,7 @@
       </w:rPr>
     </w:lvl>
   </w:abstractNum>
-  <w:abstractNum w:abstractNumId="15" w15:restartNumberingAfterBreak="0">
+  <w:abstractNum w:abstractNumId="18" w15:restartNumberingAfterBreak="0">
     <w:nsid w:val="4FC744F2"/>
     <w:multiLevelType w:val="hybridMultilevel"/>
     <w:tmpl w:val="75D01B6A"/>
@@ -7209,7 +7673,7 @@
       </w:rPr>
     </w:lvl>
   </w:abstractNum>
-  <w:abstractNum w:abstractNumId="16" w15:restartNumberingAfterBreak="0">
+  <w:abstractNum w:abstractNumId="19" w15:restartNumberingAfterBreak="0">
     <w:nsid w:val="522058E3"/>
     <w:multiLevelType w:val="hybridMultilevel"/>
     <w:tmpl w:val="94A64222"/>
@@ -7322,7 +7786,7 @@
       </w:rPr>
     </w:lvl>
   </w:abstractNum>
-  <w:abstractNum w:abstractNumId="17" w15:restartNumberingAfterBreak="0">
+  <w:abstractNum w:abstractNumId="20" w15:restartNumberingAfterBreak="0">
     <w:nsid w:val="553176FF"/>
     <w:multiLevelType w:val="multilevel"/>
     <w:tmpl w:val="E0CA5BBA"/>
@@ -7435,7 +7899,7 @@
       </w:pPr>
     </w:lvl>
   </w:abstractNum>
-  <w:abstractNum w:abstractNumId="18" w15:restartNumberingAfterBreak="0">
+  <w:abstractNum w:abstractNumId="21" w15:restartNumberingAfterBreak="0">
     <w:nsid w:val="597233A2"/>
     <w:multiLevelType w:val="multilevel"/>
     <w:tmpl w:val="2F007756"/>
@@ -7584,7 +8048,7 @@
       </w:rPr>
     </w:lvl>
   </w:abstractNum>
-  <w:abstractNum w:abstractNumId="19" w15:restartNumberingAfterBreak="0">
+  <w:abstractNum w:abstractNumId="22" w15:restartNumberingAfterBreak="0">
     <w:nsid w:val="5CF97C0D"/>
     <w:multiLevelType w:val="hybridMultilevel"/>
     <w:tmpl w:val="9A58B258"/>
@@ -7670,7 +8134,7 @@
       </w:pPr>
     </w:lvl>
   </w:abstractNum>
-  <w:abstractNum w:abstractNumId="20" w15:restartNumberingAfterBreak="0">
+  <w:abstractNum w:abstractNumId="23" w15:restartNumberingAfterBreak="0">
     <w:nsid w:val="5D111C1C"/>
     <w:multiLevelType w:val="multilevel"/>
     <w:tmpl w:val="46524F4A"/>
@@ -7819,7 +8283,7 @@
       </w:rPr>
     </w:lvl>
   </w:abstractNum>
-  <w:abstractNum w:abstractNumId="21" w15:restartNumberingAfterBreak="0">
+  <w:abstractNum w:abstractNumId="24" w15:restartNumberingAfterBreak="0">
     <w:nsid w:val="6B392915"/>
     <w:multiLevelType w:val="multilevel"/>
     <w:tmpl w:val="924CD2AC"/>
@@ -7968,7 +8432,7 @@
       </w:rPr>
     </w:lvl>
   </w:abstractNum>
-  <w:abstractNum w:abstractNumId="22" w15:restartNumberingAfterBreak="0">
+  <w:abstractNum w:abstractNumId="25" w15:restartNumberingAfterBreak="0">
     <w:nsid w:val="6E657502"/>
     <w:multiLevelType w:val="multilevel"/>
     <w:tmpl w:val="36BE7F88"/>
@@ -8117,7 +8581,7 @@
       </w:rPr>
     </w:lvl>
   </w:abstractNum>
-  <w:abstractNum w:abstractNumId="23" w15:restartNumberingAfterBreak="0">
+  <w:abstractNum w:abstractNumId="26" w15:restartNumberingAfterBreak="0">
     <w:nsid w:val="702C04FD"/>
     <w:multiLevelType w:val="multilevel"/>
     <w:tmpl w:val="0C07001F"/>
@@ -8203,7 +8667,156 @@
       </w:pPr>
     </w:lvl>
   </w:abstractNum>
-  <w:abstractNum w:abstractNumId="24" w15:restartNumberingAfterBreak="0">
+  <w:abstractNum w:abstractNumId="27" w15:restartNumberingAfterBreak="0">
+    <w:nsid w:val="73A377A0"/>
+    <w:multiLevelType w:val="multilevel"/>
+    <w:tmpl w:val="09322ACC"/>
+    <w:lvl w:ilvl="0">
+      <w:start w:val="1"/>
+      <w:numFmt w:val="bullet"/>
+      <w:lvlText w:val=""/>
+      <w:lvlJc w:val="left"/>
+      <w:pPr>
+        <w:tabs>
+          <w:tab w:val="num" w:pos="720"/>
+        </w:tabs>
+        <w:ind w:left="720" w:hanging="360"/>
+      </w:pPr>
+      <w:rPr>
+        <w:rFonts w:ascii="Symbol" w:hAnsi="Symbol" w:hint="default"/>
+        <w:sz w:val="20"/>
+      </w:rPr>
+    </w:lvl>
+    <w:lvl w:ilvl="1" w:tentative="1">
+      <w:start w:val="1"/>
+      <w:numFmt w:val="bullet"/>
+      <w:lvlText w:val="o"/>
+      <w:lvlJc w:val="left"/>
+      <w:pPr>
+        <w:tabs>
+          <w:tab w:val="num" w:pos="1440"/>
+        </w:tabs>
+        <w:ind w:left="1440" w:hanging="360"/>
+      </w:pPr>
+      <w:rPr>
+        <w:rFonts w:ascii="Courier New" w:hAnsi="Courier New" w:hint="default"/>
+        <w:sz w:val="20"/>
+      </w:rPr>
+    </w:lvl>
+    <w:lvl w:ilvl="2" w:tentative="1">
+      <w:start w:val="1"/>
+      <w:numFmt w:val="bullet"/>
+      <w:lvlText w:val=""/>
+      <w:lvlJc w:val="left"/>
+      <w:pPr>
+        <w:tabs>
+          <w:tab w:val="num" w:pos="2160"/>
+        </w:tabs>
+        <w:ind w:left="2160" w:hanging="360"/>
+      </w:pPr>
+      <w:rPr>
+        <w:rFonts w:ascii="Wingdings" w:hAnsi="Wingdings" w:hint="default"/>
+        <w:sz w:val="20"/>
+      </w:rPr>
+    </w:lvl>
+    <w:lvl w:ilvl="3" w:tentative="1">
+      <w:start w:val="1"/>
+      <w:numFmt w:val="bullet"/>
+      <w:lvlText w:val=""/>
+      <w:lvlJc w:val="left"/>
+      <w:pPr>
+        <w:tabs>
+          <w:tab w:val="num" w:pos="2880"/>
+        </w:tabs>
+        <w:ind w:left="2880" w:hanging="360"/>
+      </w:pPr>
+      <w:rPr>
+        <w:rFonts w:ascii="Wingdings" w:hAnsi="Wingdings" w:hint="default"/>
+        <w:sz w:val="20"/>
+      </w:rPr>
+    </w:lvl>
+    <w:lvl w:ilvl="4" w:tentative="1">
+      <w:start w:val="1"/>
+      <w:numFmt w:val="bullet"/>
+      <w:lvlText w:val=""/>
+      <w:lvlJc w:val="left"/>
+      <w:pPr>
+        <w:tabs>
+          <w:tab w:val="num" w:pos="3600"/>
+        </w:tabs>
+        <w:ind w:left="3600" w:hanging="360"/>
+      </w:pPr>
+      <w:rPr>
+        <w:rFonts w:ascii="Wingdings" w:hAnsi="Wingdings" w:hint="default"/>
+        <w:sz w:val="20"/>
+      </w:rPr>
+    </w:lvl>
+    <w:lvl w:ilvl="5" w:tentative="1">
+      <w:start w:val="1"/>
+      <w:numFmt w:val="bullet"/>
+      <w:lvlText w:val=""/>
+      <w:lvlJc w:val="left"/>
+      <w:pPr>
+        <w:tabs>
+          <w:tab w:val="num" w:pos="4320"/>
+        </w:tabs>
+        <w:ind w:left="4320" w:hanging="360"/>
+      </w:pPr>
+      <w:rPr>
+        <w:rFonts w:ascii="Wingdings" w:hAnsi="Wingdings" w:hint="default"/>
+        <w:sz w:val="20"/>
+      </w:rPr>
+    </w:lvl>
+    <w:lvl w:ilvl="6" w:tentative="1">
+      <w:start w:val="1"/>
+      <w:numFmt w:val="bullet"/>
+      <w:lvlText w:val=""/>
+      <w:lvlJc w:val="left"/>
+      <w:pPr>
+        <w:tabs>
+          <w:tab w:val="num" w:pos="5040"/>
+        </w:tabs>
+        <w:ind w:left="5040" w:hanging="360"/>
+      </w:pPr>
+      <w:rPr>
+        <w:rFonts w:ascii="Wingdings" w:hAnsi="Wingdings" w:hint="default"/>
+        <w:sz w:val="20"/>
+      </w:rPr>
+    </w:lvl>
+    <w:lvl w:ilvl="7" w:tentative="1">
+      <w:start w:val="1"/>
+      <w:numFmt w:val="bullet"/>
+      <w:lvlText w:val=""/>
+      <w:lvlJc w:val="left"/>
+      <w:pPr>
+        <w:tabs>
+          <w:tab w:val="num" w:pos="5760"/>
+        </w:tabs>
+        <w:ind w:left="5760" w:hanging="360"/>
+      </w:pPr>
+      <w:rPr>
+        <w:rFonts w:ascii="Wingdings" w:hAnsi="Wingdings" w:hint="default"/>
+        <w:sz w:val="20"/>
+      </w:rPr>
+    </w:lvl>
+    <w:lvl w:ilvl="8" w:tentative="1">
+      <w:start w:val="1"/>
+      <w:numFmt w:val="bullet"/>
+      <w:lvlText w:val=""/>
+      <w:lvlJc w:val="left"/>
+      <w:pPr>
+        <w:tabs>
+          <w:tab w:val="num" w:pos="6480"/>
+        </w:tabs>
+        <w:ind w:left="6480" w:hanging="360"/>
+      </w:pPr>
+      <w:rPr>
+        <w:rFonts w:ascii="Wingdings" w:hAnsi="Wingdings" w:hint="default"/>
+        <w:sz w:val="20"/>
+      </w:rPr>
+    </w:lvl>
+  </w:abstractNum>
+  <w:abstractNum w:abstractNumId="28" w15:restartNumberingAfterBreak="0">
     <w:nsid w:val="766A21AA"/>
     <w:multiLevelType w:val="hybridMultilevel"/>
     <w:tmpl w:val="C1FC7FA6"/>
@@ -8316,7 +8929,120 @@
       </w:rPr>
     </w:lvl>
   </w:abstractNum>
-  <w:abstractNum w:abstractNumId="25" w15:restartNumberingAfterBreak="0">
+  <w:abstractNum w:abstractNumId="29" w15:restartNumberingAfterBreak="0">
+    <w:nsid w:val="77781954"/>
+    <w:multiLevelType w:val="hybridMultilevel"/>
+    <w:tmpl w:val="BDD4E962"/>
+    <w:lvl w:ilvl="0" w:tplc="0C070001">
+      <w:start w:val="1"/>
+      <w:numFmt w:val="bullet"/>
+      <w:lvlText w:val=""/>
+      <w:lvlJc w:val="left"/>
+      <w:pPr>
+        <w:ind w:left="720" w:hanging="360"/>
+      </w:pPr>
+      <w:rPr>
+        <w:rFonts w:ascii="Symbol" w:hAnsi="Symbol" w:hint="default"/>
+      </w:rPr>
+    </w:lvl>
+    <w:lvl w:ilvl="1" w:tplc="0C070003" w:tentative="1">
+      <w:start w:val="1"/>
+      <w:numFmt w:val="bullet"/>
+      <w:lvlText w:val="o"/>
+      <w:lvlJc w:val="left"/>
+      <w:pPr>
+        <w:ind w:left="1440" w:hanging="360"/>
+      </w:pPr>
+      <w:rPr>
+        <w:rFonts w:ascii="Courier New" w:hAnsi="Courier New" w:cs="Courier New" w:hint="default"/>
+      </w:rPr>
+    </w:lvl>
+    <w:lvl w:ilvl="2" w:tplc="0C070005" w:tentative="1">
+      <w:start w:val="1"/>
+      <w:numFmt w:val="bullet"/>
+      <w:lvlText w:val=""/>
+      <w:lvlJc w:val="left"/>
+      <w:pPr>
+        <w:ind w:left="2160" w:hanging="360"/>
+      </w:pPr>
+      <w:rPr>
+        <w:rFonts w:ascii="Wingdings" w:hAnsi="Wingdings" w:hint="default"/>
+      </w:rPr>
+    </w:lvl>
+    <w:lvl w:ilvl="3" w:tplc="0C070001" w:tentative="1">
+      <w:start w:val="1"/>
+      <w:numFmt w:val="bullet"/>
+      <w:lvlText w:val=""/>
+      <w:lvlJc w:val="left"/>
+      <w:pPr>
+        <w:ind w:left="2880" w:hanging="360"/>
+      </w:pPr>
+      <w:rPr>
+        <w:rFonts w:ascii="Symbol" w:hAnsi="Symbol" w:hint="default"/>
+      </w:rPr>
+    </w:lvl>
+    <w:lvl w:ilvl="4" w:tplc="0C070003" w:tentative="1">
+      <w:start w:val="1"/>
+      <w:numFmt w:val="bullet"/>
+      <w:lvlText w:val="o"/>
+      <w:lvlJc w:val="left"/>
+      <w:pPr>
+        <w:ind w:left="3600" w:hanging="360"/>
+      </w:pPr>
+      <w:rPr>
+        <w:rFonts w:ascii="Courier New" w:hAnsi="Courier New" w:cs="Courier New" w:hint="default"/>
+      </w:rPr>
+    </w:lvl>
+    <w:lvl w:ilvl="5" w:tplc="0C070005" w:tentative="1">
+      <w:start w:val="1"/>
+      <w:numFmt w:val="bullet"/>
+      <w:lvlText w:val=""/>
+      <w:lvlJc w:val="left"/>
+      <w:pPr>
+        <w:ind w:left="4320" w:hanging="360"/>
+      </w:pPr>
+      <w:rPr>
+        <w:rFonts w:ascii="Wingdings" w:hAnsi="Wingdings" w:hint="default"/>
+      </w:rPr>
+    </w:lvl>
+    <w:lvl w:ilvl="6" w:tplc="0C070001" w:tentative="1">
+      <w:start w:val="1"/>
+      <w:numFmt w:val="bullet"/>
+      <w:lvlText w:val=""/>
+      <w:lvlJc w:val="left"/>
+      <w:pPr>
+        <w:ind w:left="5040" w:hanging="360"/>
+      </w:pPr>
+      <w:rPr>
+        <w:rFonts w:ascii="Symbol" w:hAnsi="Symbol" w:hint="default"/>
+      </w:rPr>
+    </w:lvl>
+    <w:lvl w:ilvl="7" w:tplc="0C070003" w:tentative="1">
+      <w:start w:val="1"/>
+      <w:numFmt w:val="bullet"/>
+      <w:lvlText w:val="o"/>
+      <w:lvlJc w:val="left"/>
+      <w:pPr>
+        <w:ind w:left="5760" w:hanging="360"/>
+      </w:pPr>
+      <w:rPr>
+        <w:rFonts w:ascii="Courier New" w:hAnsi="Courier New" w:cs="Courier New" w:hint="default"/>
+      </w:rPr>
+    </w:lvl>
+    <w:lvl w:ilvl="8" w:tplc="0C070005" w:tentative="1">
+      <w:start w:val="1"/>
+      <w:numFmt w:val="bullet"/>
+      <w:lvlText w:val=""/>
+      <w:lvlJc w:val="left"/>
+      <w:pPr>
+        <w:ind w:left="6480" w:hanging="360"/>
+      </w:pPr>
+      <w:rPr>
+        <w:rFonts w:ascii="Wingdings" w:hAnsi="Wingdings" w:hint="default"/>
+      </w:rPr>
+    </w:lvl>
+  </w:abstractNum>
+  <w:abstractNum w:abstractNumId="30" w15:restartNumberingAfterBreak="0">
     <w:nsid w:val="77C465F9"/>
     <w:multiLevelType w:val="hybridMultilevel"/>
     <w:tmpl w:val="97669D62"/>
@@ -8402,7 +9128,7 @@
       </w:pPr>
     </w:lvl>
   </w:abstractNum>
-  <w:abstractNum w:abstractNumId="26" w15:restartNumberingAfterBreak="0">
+  <w:abstractNum w:abstractNumId="31" w15:restartNumberingAfterBreak="0">
     <w:nsid w:val="7DD93F7E"/>
     <w:multiLevelType w:val="multilevel"/>
     <w:tmpl w:val="0A3E4A90"/>
@@ -8552,85 +9278,100 @@
     </w:lvl>
   </w:abstractNum>
   <w:num w:numId="1" w16cid:durableId="366491277">
-    <w:abstractNumId w:val="23"/>
+    <w:abstractNumId w:val="26"/>
   </w:num>
   <w:num w:numId="2" w16cid:durableId="1223322091">
-    <w:abstractNumId w:val="10"/>
+    <w:abstractNumId w:val="11"/>
   </w:num>
   <w:num w:numId="3" w16cid:durableId="1764567400">
-    <w:abstractNumId w:val="6"/>
+    <w:abstractNumId w:val="7"/>
   </w:num>
   <w:num w:numId="4" w16cid:durableId="256990196">
-    <w:abstractNumId w:val="24"/>
+    <w:abstractNumId w:val="28"/>
   </w:num>
   <w:num w:numId="5" w16cid:durableId="1417290935">
-    <w:abstractNumId w:val="16"/>
+    <w:abstractNumId w:val="19"/>
   </w:num>
   <w:num w:numId="6" w16cid:durableId="841510383">
+    <w:abstractNumId w:val="9"/>
+  </w:num>
+  <w:num w:numId="7" w16cid:durableId="89469880">
+    <w:abstractNumId w:val="18"/>
+  </w:num>
+  <w:num w:numId="8" w16cid:durableId="848300478">
     <w:abstractNumId w:val="8"/>
   </w:num>
-  <w:num w:numId="7" w16cid:durableId="89469880">
-    <w:abstractNumId w:val="15"/>
-  </w:num>
-  <w:num w:numId="8" w16cid:durableId="848300478">
-    <w:abstractNumId w:val="7"/>
-  </w:num>
   <w:num w:numId="9" w16cid:durableId="149297261">
-    <w:abstractNumId w:val="22"/>
+    <w:abstractNumId w:val="25"/>
   </w:num>
   <w:num w:numId="10" w16cid:durableId="1908226703">
-    <w:abstractNumId w:val="11"/>
+    <w:abstractNumId w:val="13"/>
   </w:num>
   <w:num w:numId="11" w16cid:durableId="50076179">
-    <w:abstractNumId w:val="12"/>
+    <w:abstractNumId w:val="15"/>
   </w:num>
   <w:num w:numId="12" w16cid:durableId="204102954">
     <w:abstractNumId w:val="2"/>
   </w:num>
   <w:num w:numId="13" w16cid:durableId="159276945">
-    <w:abstractNumId w:val="13"/>
+    <w:abstractNumId w:val="16"/>
   </w:num>
   <w:num w:numId="14" w16cid:durableId="1068118230">
     <w:abstractNumId w:val="0"/>
   </w:num>
   <w:num w:numId="15" w16cid:durableId="577711147">
-    <w:abstractNumId w:val="14"/>
+    <w:abstractNumId w:val="17"/>
   </w:num>
   <w:num w:numId="16" w16cid:durableId="1956403770">
-    <w:abstractNumId w:val="5"/>
+    <w:abstractNumId w:val="6"/>
   </w:num>
   <w:num w:numId="17" w16cid:durableId="138423470">
-    <w:abstractNumId w:val="9"/>
+    <w:abstractNumId w:val="10"/>
   </w:num>
   <w:num w:numId="18" w16cid:durableId="409233551">
-    <w:abstractNumId w:val="20"/>
+    <w:abstractNumId w:val="23"/>
   </w:num>
   <w:num w:numId="19" w16cid:durableId="481192771">
     <w:abstractNumId w:val="4"/>
   </w:num>
   <w:num w:numId="20" w16cid:durableId="945043261">
-    <w:abstractNumId w:val="17"/>
+    <w:abstractNumId w:val="20"/>
   </w:num>
   <w:num w:numId="21" w16cid:durableId="1302537671">
-    <w:abstractNumId w:val="18"/>
+    <w:abstractNumId w:val="21"/>
   </w:num>
   <w:num w:numId="22" w16cid:durableId="1185434698">
     <w:abstractNumId w:val="1"/>
   </w:num>
   <w:num w:numId="23" w16cid:durableId="1710841667">
-    <w:abstractNumId w:val="26"/>
+    <w:abstractNumId w:val="31"/>
   </w:num>
   <w:num w:numId="24" w16cid:durableId="1247807261">
-    <w:abstractNumId w:val="21"/>
+    <w:abstractNumId w:val="24"/>
   </w:num>
   <w:num w:numId="25" w16cid:durableId="167327825">
     <w:abstractNumId w:val="3"/>
   </w:num>
   <w:num w:numId="26" w16cid:durableId="25957979">
-    <w:abstractNumId w:val="19"/>
+    <w:abstractNumId w:val="22"/>
   </w:num>
   <w:num w:numId="27" w16cid:durableId="519125448">
-    <w:abstractNumId w:val="25"/>
+    <w:abstractNumId w:val="30"/>
+  </w:num>
+  <w:num w:numId="28" w16cid:durableId="1807427461">
+    <w:abstractNumId w:val="12"/>
+  </w:num>
+  <w:num w:numId="29" w16cid:durableId="401291130">
+    <w:abstractNumId w:val="14"/>
+  </w:num>
+  <w:num w:numId="30" w16cid:durableId="877083164">
+    <w:abstractNumId w:val="29"/>
+  </w:num>
+  <w:num w:numId="31" w16cid:durableId="820388487">
+    <w:abstractNumId w:val="27"/>
+  </w:num>
+  <w:num w:numId="32" w16cid:durableId="1916086258">
+    <w:abstractNumId w:val="5"/>
   </w:num>
 </w:numbering>
 </file>
@@ -9691,6 +10432,74 @@
       <w14:ligatures w14:val="none"/>
     </w:rPr>
   </w:style>
+  <w:style w:type="character" w:styleId="HTMLCode">
+    <w:name w:val="HTML Code"/>
+    <w:basedOn w:val="Absatz-Standardschriftart"/>
+    <w:uiPriority w:val="99"/>
+    <w:semiHidden/>
+    <w:unhideWhenUsed/>
+    <w:rsid w:val="00E547A7"/>
+    <w:rPr>
+      <w:rFonts w:ascii="Courier New" w:eastAsia="Times New Roman" w:hAnsi="Courier New" w:cs="Courier New"/>
+      <w:sz w:val="20"/>
+      <w:szCs w:val="20"/>
+    </w:rPr>
+  </w:style>
+  <w:style w:type="paragraph" w:styleId="Kopfzeile">
+    <w:name w:val="header"/>
+    <w:basedOn w:val="Standard"/>
+    <w:link w:val="KopfzeileZchn"/>
+    <w:uiPriority w:val="99"/>
+    <w:unhideWhenUsed/>
+    <w:rsid w:val="00E547A7"/>
+    <w:pPr>
+      <w:tabs>
+        <w:tab w:val="center" w:pos="4536"/>
+        <w:tab w:val="right" w:pos="9072"/>
+      </w:tabs>
+      <w:spacing w:after="0" w:line="240" w:lineRule="auto"/>
+    </w:pPr>
+  </w:style>
+  <w:style w:type="character" w:customStyle="1" w:styleId="KopfzeileZchn">
+    <w:name w:val="Kopfzeile Zchn"/>
+    <w:basedOn w:val="Absatz-Standardschriftart"/>
+    <w:link w:val="Kopfzeile"/>
+    <w:uiPriority w:val="99"/>
+    <w:rsid w:val="00E547A7"/>
+  </w:style>
+  <w:style w:type="paragraph" w:styleId="Fuzeile">
+    <w:name w:val="footer"/>
+    <w:basedOn w:val="Standard"/>
+    <w:link w:val="FuzeileZchn"/>
+    <w:uiPriority w:val="99"/>
+    <w:unhideWhenUsed/>
+    <w:rsid w:val="00E547A7"/>
+    <w:pPr>
+      <w:tabs>
+        <w:tab w:val="center" w:pos="4536"/>
+        <w:tab w:val="right" w:pos="9072"/>
+      </w:tabs>
+      <w:spacing w:after="0" w:line="240" w:lineRule="auto"/>
+    </w:pPr>
+  </w:style>
+  <w:style w:type="character" w:customStyle="1" w:styleId="FuzeileZchn">
+    <w:name w:val="Fußzeile Zchn"/>
+    <w:basedOn w:val="Absatz-Standardschriftart"/>
+    <w:link w:val="Fuzeile"/>
+    <w:uiPriority w:val="99"/>
+    <w:rsid w:val="00E547A7"/>
+  </w:style>
+  <w:style w:type="character" w:styleId="Fett">
+    <w:name w:val="Strong"/>
+    <w:basedOn w:val="Absatz-Standardschriftart"/>
+    <w:uiPriority w:val="22"/>
+    <w:qFormat/>
+    <w:rsid w:val="00110785"/>
+    <w:rPr>
+      <w:b/>
+      <w:bCs/>
+    </w:rPr>
+  </w:style>
 </w:styles>
 </file>
 
